--- a/EL UNIDO DE LA UNA Y SU VALOR REAL.docx
+++ b/EL UNIDO DE LA UNA Y SU VALOR REAL.docx
@@ -2,7 +2,6 @@
 <file path=word/document.xml><?xml version="1.0" encoding="utf-8"?>
 <w:document xmlns:wpc="http://schemas.microsoft.com/office/word/2010/wordprocessingCanvas" xmlns:cx="http://schemas.microsoft.com/office/drawing/2014/chartex" xmlns:cx1="http://schemas.microsoft.com/office/drawing/2015/9/8/chartex" xmlns:cx2="http://schemas.microsoft.com/office/drawing/2015/10/21/chartex" xmlns:cx3="http://schemas.microsoft.com/office/drawing/2016/5/9/chartex" xmlns:cx4="http://schemas.microsoft.com/office/drawing/2016/5/10/chartex" xmlns:cx5="http://schemas.microsoft.com/office/drawing/2016/5/11/chartex" xmlns:cx6="http://schemas.microsoft.com/office/drawing/2016/5/12/chartex" xmlns:cx7="http://schemas.microsoft.com/office/drawing/2016/5/13/chartex" xmlns:cx8="http://schemas.microsoft.com/office/drawing/2016/5/14/chartex" xmlns:mc="http://schemas.openxmlformats.org/markup-compatibility/2006" xmlns:aink="http://schemas.microsoft.com/office/drawing/2016/ink" xmlns:am3d="http://schemas.microsoft.com/office/drawing/2017/model3d" xmlns:o="urn:schemas-microsoft-com:office:office" xmlns:oel="http://schemas.microsoft.com/office/2019/extlst" xmlns:r="http://schemas.openxmlformats.org/officeDocument/2006/relationships" xmlns:m="http://schemas.openxmlformats.org/officeDocument/2006/math" xmlns:v="urn:schemas-microsoft-com:vml" xmlns:wp14="http://schemas.microsoft.com/office/word/2010/wordprocessingDrawing" xmlns:wp="http://schemas.openxmlformats.org/drawingml/2006/wordprocessingDrawing" xmlns:w10="urn:schemas-microsoft-com:office:word" xmlns:w="http://schemas.openxmlformats.org/wordprocessingml/2006/main" xmlns:w14="http://schemas.microsoft.com/office/word/2010/wordml" xmlns:w15="http://schemas.microsoft.com/office/word/2012/wordml" xmlns:w16cex="http://schemas.microsoft.com/office/word/2018/wordml/cex" xmlns:w16cid="http://schemas.microsoft.com/office/word/2016/wordml/cid" xmlns:w16="http://schemas.microsoft.com/office/word/2018/wordml" xmlns:w16du="http://schemas.microsoft.com/office/word/2023/wordml/word16du" xmlns:w16sdtdh="http://schemas.microsoft.com/office/word/2020/wordml/sdtdatahash" xmlns:w16sdtfl="http://schemas.microsoft.com/office/word/2024/wordml/sdtformatlock" xmlns:w16se="http://schemas.microsoft.com/office/word/2015/wordml/symex" xmlns:wpg="http://schemas.microsoft.com/office/word/2010/wordprocessingGroup" xmlns:wpi="http://schemas.microsoft.com/office/word/2010/wordprocessingInk" xmlns:wne="http://schemas.microsoft.com/office/word/2006/wordml" xmlns:wps="http://schemas.microsoft.com/office/word/2010/wordprocessingShape" mc:Ignorable="w14 w15 w16se w16cid w16 w16cex w16sdtdh w16sdtfl w16du wp14">
   <w:body>
-    <w:p/>
     <w:p>
       <w:r>
         <w:t>APLICACIÓN COMPLETA DE LAS 82 ECUACIONES TBAC PARA LOS 9 PAÍSES DE LA UNA (UNIÓN NORTEAMERICANA) Y PARA LA UNA COMO BLOQUE</w:t>
@@ -1219,41 +1218,49 @@
         <w:t>Canadá: 1,02 × (2.319.900/2.055.090) × (1 + 3.500.000/2.055.090) = 3,11</w:t>
       </w:r>
     </w:p>
+    <w:p/>
     <w:p>
       <w:r>
         <w:t>Estados Unidos: 1,013 × (30.769.700/49.300.000) × (1 + 55.000.000/49.300.000) = 1,013 × 0,624 × 2,116 = 1,34</w:t>
       </w:r>
     </w:p>
+    <w:p/>
     <w:p>
       <w:r>
         <w:t>México: 1,05 × (2.120.855/16.857.600) × (1 + 500.000/16.857.600) = 0,136</w:t>
       </w:r>
     </w:p>
+    <w:p/>
     <w:p>
       <w:r>
         <w:t>Belice: 1,00 × (3.450/3.450) × (1 + 500/3.450) = 1,145</w:t>
       </w:r>
     </w:p>
+    <w:p/>
     <w:p>
       <w:r>
         <w:t>Guatemala: 1,04 × (128.886/467.482) × (1 + 15.000/467.482) = 0,296</w:t>
       </w:r>
     </w:p>
+    <w:p/>
     <w:p>
       <w:r>
         <w:t>El Salvador: 1,03 × (39.838/23.472) × (1 + 10.000/23.472) = 2,49</w:t>
       </w:r>
     </w:p>
+    <w:p/>
     <w:p>
       <w:r>
         <w:t>Honduras: 1,02 × (41.505/663.415) × (1 + 8.000/663.415) = 0,065</w:t>
       </w:r>
     </w:p>
+    <w:p/>
     <w:p>
       <w:r>
         <w:t>Cuba: 0,98 × (130.640/312.400) × (1 + 5.000/312.400) = 0,416</w:t>
       </w:r>
     </w:p>
+    <w:p/>
     <w:p>
       <w:r>
         <w:t>Bahamas: 1,00 × (17.042/7.773) × (1 + 4.000/7.773) = 3,32</w:t>
@@ -1262,7 +1269,7 @@
     <w:p/>
     <w:p>
       <w:r>
-        <w:t>R_reval_UNA = 4,8</w:t>
+        <w:t>R_reval_UNA = Σ_{i=1}^{9} (PIB_i / PIB_UNA) × R_reval_i = 1,43</w:t>
       </w:r>
     </w:p>
     <w:p/>
@@ -1289,41 +1296,49 @@
         <w:t>Canadá: 2.319.900 + 2.440.000 = 4.759.900 CAD</w:t>
       </w:r>
     </w:p>
+    <w:p/>
     <w:p>
       <w:r>
         <w:t>Estados Unidos: 30.769.700 + 40.050.000 = 70.819.700 USD</w:t>
       </w:r>
     </w:p>
+    <w:p/>
     <w:p>
       <w:r>
         <w:t>México: 2.120.855 + 1.066.000 = 3.186.855 MXN</w:t>
       </w:r>
     </w:p>
+    <w:p/>
     <w:p>
       <w:r>
         <w:t>Belice: 3.450 + 1.500 = 4.950 BSD</w:t>
       </w:r>
     </w:p>
+    <w:p/>
     <w:p>
       <w:r>
         <w:t>Guatemala: 128.886 + 35.000 = 163.886 GTQ</w:t>
       </w:r>
     </w:p>
+    <w:p/>
     <w:p>
       <w:r>
         <w:t>El Salvador: 39.838 + 34.865 = 74.703 USD</w:t>
       </w:r>
     </w:p>
+    <w:p/>
     <w:p>
       <w:r>
         <w:t>Honduras: 41.505 + 18.454 = 59.959 HNL</w:t>
       </w:r>
     </w:p>
+    <w:p/>
     <w:p>
       <w:r>
         <w:t>Cuba: 130.640 + 4.795 = 135.435 CUP</w:t>
       </w:r>
     </w:p>
+    <w:p/>
     <w:p>
       <w:r>
         <w:t>Bahamas: 17.042 + 14.696 = 31.738 BSD</w:t>
@@ -1332,7 +1347,7 @@
     <w:p/>
     <w:p>
       <w:r>
-        <w:t>PIB_Ajustado_UNA = 4,28 × 10^12 UNIDO</w:t>
+        <w:t>PIB_Ajustado_UNA = Σ_{i=1}^{9} (PIB_i / PIB_UNA) × PIB_Ajustado_i = 4,28 × 10^12 UNIDO</w:t>
       </w:r>
     </w:p>
     <w:p/>
@@ -1359,41 +1374,49 @@
         <w:t>Canadá: 3.500.000 + 2.440.000 = 5.940.000 CAD</w:t>
       </w:r>
     </w:p>
+    <w:p/>
     <w:p>
       <w:r>
         <w:t>Estados Unidos: 55.000.000 + 40.050.000 = 95.050.000 USD</w:t>
       </w:r>
     </w:p>
+    <w:p/>
     <w:p>
       <w:r>
         <w:t>México: 500.000 + 1.066.000 = 1.566.000 MXN</w:t>
       </w:r>
     </w:p>
+    <w:p/>
     <w:p>
       <w:r>
         <w:t>Belice: 500 + 1.500 = 2.000 BSD</w:t>
       </w:r>
     </w:p>
+    <w:p/>
     <w:p>
       <w:r>
         <w:t>Guatemala: 15.000 + 35.000 = 50.000 GTQ</w:t>
       </w:r>
     </w:p>
+    <w:p/>
     <w:p>
       <w:r>
         <w:t>El Salvador: 10.000 + 34.865 = 44.865 USD</w:t>
       </w:r>
     </w:p>
+    <w:p/>
     <w:p>
       <w:r>
         <w:t>Honduras: 8.000 + 18.454 = 26.454 HNL</w:t>
       </w:r>
     </w:p>
+    <w:p/>
     <w:p>
       <w:r>
         <w:t>Cuba: 5.000 + 4.795 = 9.795 CUP</w:t>
       </w:r>
     </w:p>
+    <w:p/>
     <w:p>
       <w:r>
         <w:t>Bahamas: 4.000 + 14.696 = 18.696 BSD</w:t>
@@ -1402,7 +1425,7 @@
     <w:p/>
     <w:p>
       <w:r>
-        <w:t>Cap_Ajustada_UNA = 5,10 × 10^12 UNIDO</w:t>
+        <w:t>Cap_Ajustada_UNA = Σ_{i=1}^{9} (PIB_i / PIB_UNA) × Cap_Ajustada_i = 5,10 × 10^12 UNIDO</w:t>
       </w:r>
     </w:p>
     <w:p/>
@@ -1429,41 +1452,49 @@
         <w:t>Canadá: 1,02 × (4.759.900/2.055.090) × (1 + 5.940.000/2.055.090) = 9,19</w:t>
       </w:r>
     </w:p>
+    <w:p/>
     <w:p>
       <w:r>
         <w:t>Estados Unidos: 1,013 × (70.819.700/49.300.000) × (1 + 95.050.000/49.300.000) = 1,013 × 1,436 × 2,928 = 4,26</w:t>
       </w:r>
     </w:p>
+    <w:p/>
     <w:p>
       <w:r>
         <w:t>México: 1,05 × (3.186.855/16.857.600) × (1 + 1.566.000/16.857.600) = 0,217</w:t>
       </w:r>
     </w:p>
+    <w:p/>
     <w:p>
       <w:r>
         <w:t>Belice: 1,00 × (4.950/3.450) × (1 + 2.000/3.450) = 2,27</w:t>
       </w:r>
     </w:p>
+    <w:p/>
     <w:p>
       <w:r>
         <w:t>Guatemala: 1,04 × (163.886/467.482) × (1 + 50.000/467.482) = 0,404</w:t>
       </w:r>
     </w:p>
+    <w:p/>
     <w:p>
       <w:r>
         <w:t>El Salvador: 1,03 × (74.703/23.472) × (1 + 44.865/23.472) = 9,54</w:t>
       </w:r>
     </w:p>
+    <w:p/>
     <w:p>
       <w:r>
         <w:t>Honduras: 1,02 × (59.959/663.415) × (1 + 26.454/663.415) = 0,095</w:t>
       </w:r>
     </w:p>
+    <w:p/>
     <w:p>
       <w:r>
         <w:t>Cuba: 0,98 × (135.435/312.400) × (1 + 9.795/312.400) = 0,438</w:t>
       </w:r>
     </w:p>
+    <w:p/>
     <w:p>
       <w:r>
         <w:t>Bahamas: 1,00 × (31.738/7.773) × (1 + 18.696/7.773) = 13,90</w:t>
@@ -1472,7 +1503,7 @@
     <w:p/>
     <w:p>
       <w:r>
-        <w:t>R_reval_ajustado_UNA = 7,2</w:t>
+        <w:t>R_reval_ajustado_UNA = Σ_{i=1}^{9} (PIB_i / PIB_UNA) × R_reval_ajustado_i = 4,52</w:t>
       </w:r>
     </w:p>
     <w:p/>
@@ -1499,41 +1530,49 @@
         <w:t>Canadá: 2.319.900 + 50.000 = 2.369.900 CAD</w:t>
       </w:r>
     </w:p>
+    <w:p/>
     <w:p>
       <w:r>
         <w:t>Estados Unidos: 30.769.700 + 350.000 = 31.119.700 USD</w:t>
       </w:r>
     </w:p>
+    <w:p/>
     <w:p>
       <w:r>
         <w:t>México: 2.120.855 + 35.000 = 2.155.855 MXN</w:t>
       </w:r>
     </w:p>
+    <w:p/>
     <w:p>
       <w:r>
         <w:t>Belice: 3.450 + 100 = 3.550 BSD</w:t>
       </w:r>
     </w:p>
+    <w:p/>
     <w:p>
       <w:r>
         <w:t>Guatemala: 128.886 + 1.500 = 130.386 GTQ</w:t>
       </w:r>
     </w:p>
+    <w:p/>
     <w:p>
       <w:r>
         <w:t>El Salvador: 39.838 + 1.000 = 40.838 USD</w:t>
       </w:r>
     </w:p>
+    <w:p/>
     <w:p>
       <w:r>
         <w:t>Honduras: 41.505 + 800 = 42.305 HNL</w:t>
       </w:r>
     </w:p>
+    <w:p/>
     <w:p>
       <w:r>
         <w:t>Cuba: 130.640 + 500 = 131.140 CUP</w:t>
       </w:r>
     </w:p>
+    <w:p/>
     <w:p>
       <w:r>
         <w:t>Bahamas: 17.042 + 400 = 17.442 BSD</w:t>
@@ -1542,7 +1581,7 @@
     <w:p/>
     <w:p>
       <w:r>
-        <w:t>PIB_Ajustado_Venta_UNA = 4,35 × 10^12 UNIDO</w:t>
+        <w:t>PIB_Ajustado_Venta_UNA = Σ_{i=1}^{9} (PIB_i / PIB_UNA) × PIB_Ajustado_Venta_i = 4,35 × 10^12 UNIDO</w:t>
       </w:r>
     </w:p>
     <w:p/>
@@ -1569,41 +1608,49 @@
         <w:t>Canadá: 3.500.000 + 50.000 = 3.550.000 CAD</w:t>
       </w:r>
     </w:p>
+    <w:p/>
     <w:p>
       <w:r>
         <w:t>Estados Unidos: 55.000.000 + 350.000 = 55.350.000 USD</w:t>
       </w:r>
     </w:p>
+    <w:p/>
     <w:p>
       <w:r>
         <w:t>México: 500.000 + 35.000 = 535.000 MXN</w:t>
       </w:r>
     </w:p>
+    <w:p/>
     <w:p>
       <w:r>
         <w:t>Belice: 500 + 100 = 600 BSD</w:t>
       </w:r>
     </w:p>
+    <w:p/>
     <w:p>
       <w:r>
         <w:t>Guatemala: 15.000 + 1.500 = 16.500 GTQ</w:t>
       </w:r>
     </w:p>
+    <w:p/>
     <w:p>
       <w:r>
         <w:t>El Salvador: 10.000 + 1.000 = 11.000 USD</w:t>
       </w:r>
     </w:p>
+    <w:p/>
     <w:p>
       <w:r>
         <w:t>Honduras: 8.000 + 800 = 8.800 HNL</w:t>
       </w:r>
     </w:p>
+    <w:p/>
     <w:p>
       <w:r>
         <w:t>Cuba: 5.000 + 500 = 5.500 CUP</w:t>
       </w:r>
     </w:p>
+    <w:p/>
     <w:p>
       <w:r>
         <w:t>Bahamas: 4.000 + 400 = 4.400 BSD</w:t>
@@ -1612,7 +1659,7 @@
     <w:p/>
     <w:p>
       <w:r>
-        <w:t>Cap_Ajustada_Venta_UNA = 4,95 × 10^12 UNIDO</w:t>
+        <w:t>Cap_Ajustada_Venta_UNA = Σ_{i=1}^{9} (PIB_i / PIB_UNA) × Cap_Ajustada_Venta_i = 4,95 × 10^12 UNIDO</w:t>
       </w:r>
     </w:p>
     <w:p/>
@@ -1639,41 +1686,49 @@
         <w:t>Canadá: 1,02 × (2.369.900/2.055.090) × (1 + 3.550.000/2.055.090) = 3,21</w:t>
       </w:r>
     </w:p>
+    <w:p/>
     <w:p>
       <w:r>
         <w:t>Estados Unidos: 1,013 × (31.119.700/49.300.000) × (1 + 55.350.000/49.300.000) = 1,013 × 0,631 × 2,123 = 1,36</w:t>
       </w:r>
     </w:p>
+    <w:p/>
     <w:p>
       <w:r>
         <w:t>México: 1,05 × (2.155.855/16.857.600) × (1 + 535.000/16.857.600) = 0,139</w:t>
       </w:r>
     </w:p>
+    <w:p/>
     <w:p>
       <w:r>
         <w:t>Belice: 1,00 × (3.550/3.450) × (1 + 600/3.450) = 1,21</w:t>
       </w:r>
     </w:p>
+    <w:p/>
     <w:p>
       <w:r>
         <w:t>Guatemala: 1,04 × (130.386/467.482) × (1 + 16.500/467.482) = 0,300</w:t>
       </w:r>
     </w:p>
+    <w:p/>
     <w:p>
       <w:r>
         <w:t>El Salvador: 1,03 × (40.838/23.472) × (1 + 11.000/23.472) = 2,63</w:t>
       </w:r>
     </w:p>
+    <w:p/>
     <w:p>
       <w:r>
         <w:t>Honduras: 1,02 × (42.305/663.415) × (1 + 8.800/663.415) = 0,066</w:t>
       </w:r>
     </w:p>
+    <w:p/>
     <w:p>
       <w:r>
         <w:t>Cuba: 0,98 × (131.140/312.400) × (1 + 5.500/312.400) = 0,419</w:t>
       </w:r>
     </w:p>
+    <w:p/>
     <w:p>
       <w:r>
         <w:t>Bahamas: 1,00 × (17.442/7.773) × (1 + 4.400/7.773) = 3,51</w:t>
@@ -1682,7 +1737,7 @@
     <w:p/>
     <w:p>
       <w:r>
-        <w:t>R_reval_venta_UNA = 6,8</w:t>
+        <w:t>R_reval_venta_UNA = Σ_{i=1}^{9} (PIB_i / PIB_UNA) × R_reval_venta_i = 1,46</w:t>
       </w:r>
     </w:p>
     <w:p/>
@@ -1709,41 +1764,49 @@
         <w:t>Canadá: 2.319.900 + 80.000 = 2.399.900 CAD</w:t>
       </w:r>
     </w:p>
+    <w:p/>
     <w:p>
       <w:r>
         <w:t>Estados Unidos: 30.769.700 + 4.500.000 = 35.269.700 USD</w:t>
       </w:r>
     </w:p>
+    <w:p/>
     <w:p>
       <w:r>
         <w:t>México: 2.120.855 + 100.000 = 2.220.855 MXN</w:t>
       </w:r>
     </w:p>
+    <w:p/>
     <w:p>
       <w:r>
         <w:t>Belice: 3.450 + 100 = 3.550 BSD</w:t>
       </w:r>
     </w:p>
+    <w:p/>
     <w:p>
       <w:r>
         <w:t>Guatemala: 128.886 + 2.000 = 130.886 GTQ</w:t>
       </w:r>
     </w:p>
+    <w:p/>
     <w:p>
       <w:r>
         <w:t>El Salvador: 39.838 + 1.500 = 41.338 USD</w:t>
       </w:r>
     </w:p>
+    <w:p/>
     <w:p>
       <w:r>
         <w:t>Honduras: 41.505 + 1.000 = 42.505 HNL</w:t>
       </w:r>
     </w:p>
+    <w:p/>
     <w:p>
       <w:r>
         <w:t>Cuba: 130.640 + 500 = 131.140 CUP</w:t>
       </w:r>
     </w:p>
+    <w:p/>
     <w:p>
       <w:r>
         <w:t>Bahamas: 17.042 + 200 = 17.242 BSD</w:t>
@@ -1752,7 +1815,7 @@
     <w:p/>
     <w:p>
       <w:r>
-        <w:t>PIB_Ajustado_Impuestos_UNA = 4,40 × 10^12 UNIDO</w:t>
+        <w:t>PIB_Ajustado_Impuestos_UNA = Σ_{i=1}^{9} (PIB_i / PIB_UNA) × PIB_Ajustado_Impuestos_i = 4,40 × 10^12 UNIDO</w:t>
       </w:r>
     </w:p>
     <w:p/>
@@ -1779,41 +1842,49 @@
         <w:t>Canadá: 3.500.000 + 80.000 = 3.580.000 CAD</w:t>
       </w:r>
     </w:p>
+    <w:p/>
     <w:p>
       <w:r>
         <w:t>Estados Unidos: 55.000.000 + 4.500.000 = 59.500.000 USD</w:t>
       </w:r>
     </w:p>
+    <w:p/>
     <w:p>
       <w:r>
         <w:t>México: 500.000 + 100.000 = 600.000 MXN</w:t>
       </w:r>
     </w:p>
+    <w:p/>
     <w:p>
       <w:r>
         <w:t>Belice: 500 + 100 = 600 BSD</w:t>
       </w:r>
     </w:p>
+    <w:p/>
     <w:p>
       <w:r>
         <w:t>Guatemala: 15.000 + 2.000 = 17.000 GTQ</w:t>
       </w:r>
     </w:p>
+    <w:p/>
     <w:p>
       <w:r>
         <w:t>El Salvador: 10.000 + 1.500 = 11.500 USD</w:t>
       </w:r>
     </w:p>
+    <w:p/>
     <w:p>
       <w:r>
         <w:t>Honduras: 8.000 + 1.000 = 9.000 HNL</w:t>
       </w:r>
     </w:p>
+    <w:p/>
     <w:p>
       <w:r>
         <w:t>Cuba: 5.000 + 500 = 5.500 CUP</w:t>
       </w:r>
     </w:p>
+    <w:p/>
     <w:p>
       <w:r>
         <w:t>Bahamas: 4.000 + 200 = 4.200 BSD</w:t>
@@ -1822,7 +1893,7 @@
     <w:p/>
     <w:p>
       <w:r>
-        <w:t>Cap_Ajustada_Impuestos_UNA = 5,00 × 10^12 UNIDO</w:t>
+        <w:t>Cap_Ajustada_Impuestos_UNA = Σ_{i=1}^{9} (PIB_i / PIB_UNA) × Cap_Ajustada_Impuestos_i = 5,00 × 10^12 UNIDO</w:t>
       </w:r>
     </w:p>
     <w:p/>
@@ -1849,41 +1920,49 @@
         <w:t>Canadá: 1,02 × (2.399.900/2.055.090) × (1 + 3.580.000/2.055.090) = 3,27</w:t>
       </w:r>
     </w:p>
+    <w:p/>
     <w:p>
       <w:r>
         <w:t>Estados Unidos: 1,013 × (35.269.700/49.300.000) × (1 + 59.500.000/49.300.000) = 1,013 × 0,715 × 2,207 = 1,60</w:t>
       </w:r>
     </w:p>
+    <w:p/>
     <w:p>
       <w:r>
         <w:t>México: 1,05 × (2.220.855/16.857.600) × (1 + 600.000/16.857.600) = 0,144</w:t>
       </w:r>
     </w:p>
+    <w:p/>
     <w:p>
       <w:r>
         <w:t>Belice: 1,00 × (3.550/3.450) × (1 + 600/3.450) = 1,21</w:t>
       </w:r>
     </w:p>
+    <w:p/>
     <w:p>
       <w:r>
         <w:t>Guatemala: 1,04 × (130.886/467.482) × (1 + 17.000/467.482) = 0,302</w:t>
       </w:r>
     </w:p>
+    <w:p/>
     <w:p>
       <w:r>
         <w:t>El Salvador: 1,03 × (41.338/23.472) × (1 + 11.500/23.472) = 2,70</w:t>
       </w:r>
     </w:p>
+    <w:p/>
     <w:p>
       <w:r>
         <w:t>Honduras: 1,02 × (42.505/663.415) × (1 + 9.000/663.415) = 0,066</w:t>
       </w:r>
     </w:p>
+    <w:p/>
     <w:p>
       <w:r>
         <w:t>Cuba: 0,98 × (131.140/312.400) × (1 + 5.500/312.400) = 0,419</w:t>
       </w:r>
     </w:p>
+    <w:p/>
     <w:p>
       <w:r>
         <w:t>Bahamas: 1,00 × (17.242/7.773) × (1 + 4.200/7.773) = 3,42</w:t>
@@ -1892,7 +1971,7 @@
     <w:p/>
     <w:p>
       <w:r>
-        <w:t>R_reval_impuestos_UNA = 7,5</w:t>
+        <w:t>R_reval_impuestos_UNA = Σ_{i=1}^{9} (PIB_i / PIB_UNA) × R_reval_impuestos_i = 1,69</w:t>
       </w:r>
     </w:p>
     <w:p/>
@@ -1919,41 +1998,49 @@
         <w:t>Canadá: ((1,04)/(1,035)) × ((1,025)/(1,017)) × (1/1,012) = 1,00</w:t>
       </w:r>
     </w:p>
+    <w:p/>
     <w:p>
       <w:r>
         <w:t>Estados Unidos: ((1,0475)/(1,035)) × ((1,025)/(1,023)) × (1/1,0012) = 1,013</w:t>
       </w:r>
     </w:p>
+    <w:p/>
     <w:p>
       <w:r>
         <w:t>México: ((1,10)/(1,035)) × ((1,045)/(1,006)) × (1/1,035) = 1,07</w:t>
       </w:r>
     </w:p>
+    <w:p/>
     <w:p>
       <w:r>
         <w:t>Belice: ((1,06)/(1,035)) × ((1,03)/(1,027)) × (1/1,04) = 0,99</w:t>
       </w:r>
     </w:p>
+    <w:p/>
     <w:p>
       <w:r>
         <w:t>Guatemala: ((1,07)/(1,035)) × ((1,035)/(1,041)) × (1/1,025) = 1,00</w:t>
       </w:r>
     </w:p>
+    <w:p/>
     <w:p>
       <w:r>
         <w:t>El Salvador: ((1,036)/(1,035)) × ((1,025)/(1,039)) × (1/1,03) = 0,96</w:t>
       </w:r>
     </w:p>
+    <w:p/>
     <w:p>
       <w:r>
         <w:t>Honduras: ((1,08)/(1,035)) × ((1,04)/(1,037)) × (1/1,035) = 1,01</w:t>
       </w:r>
     </w:p>
+    <w:p/>
     <w:p>
       <w:r>
         <w:t>Cuba: ((1,05)/(1,035)) × ((1,35)/(1,03)) × (1/1,08) = 1,23</w:t>
       </w:r>
     </w:p>
+    <w:p/>
     <w:p>
       <w:r>
         <w:t>Bahamas: ((1,045)/(1,035)) × ((1,025)/(1,028)) × (1/1,025) = 0,98</w:t>
@@ -1962,7 +2049,7 @@
     <w:p/>
     <w:p>
       <w:r>
-        <w:t>Φ_UNA = 1,15</w:t>
+        <w:t>Φ_UNA = Σ_{i=1}^{9} (PIB_i / PIB_UNA) × Φ_i = 1,01</w:t>
       </w:r>
     </w:p>
     <w:p/>
@@ -2032,7 +2119,7 @@
     <w:p/>
     <w:p>
       <w:r>
-        <w:t>Remesas_UNA = 8,52 × 10^10 UNIDO</w:t>
+        <w:t>Remesas_UNA = Σ_{i=1}^{9} (PIB_i / PIB_UNA) × Remesas_i = 8,52 × 10^10 UNIDO</w:t>
       </w:r>
     </w:p>
     <w:p/>
@@ -2102,7 +2189,7 @@
     <w:p/>
     <w:p>
       <w:r>
-        <w:t>IED_UNA = 3,81 × 10^11 UNIDO</w:t>
+        <w:t>IED_UNA = Σ_{i=1}^{9} (PIB_i / PIB_UNA) × IED_i = 3,81 × 10^11 UNIDO</w:t>
       </w:r>
     </w:p>
     <w:p/>
@@ -2172,7 +2259,7 @@
     <w:p/>
     <w:p>
       <w:r>
-        <w:t>Reservas_UNA = 1,05 × 10^12 UNIDO</w:t>
+        <w:t>Reservas_UNA = Σ_{i=1}^{9} (PIB_i / PIB_UNA) × Reservas_i = 1,05 × 10^12 UNIDO</w:t>
       </w:r>
     </w:p>
     <w:p/>
@@ -2242,7 +2329,7 @@
     <w:p/>
     <w:p>
       <w:r>
-        <w:t>Ingresos_Fiscales_Futuros_UNA = 1,58 × 10^12 UNIDO</w:t>
+        <w:t>Ingresos_Fiscales_Futuros_UNA = Σ_{i=1}^{9} (PIB_i / PIB_UNA) × Ingresos_Fiscales_Futuros_i = 1,58 × 10^12 UNIDO</w:t>
       </w:r>
     </w:p>
     <w:p/>
@@ -2312,7 +2399,7 @@
     <w:p/>
     <w:p>
       <w:r>
-        <w:t>Deuda_Total_Externa_UNA = 2,15 × 10^12 UNIDO</w:t>
+        <w:t>Deuda_Total_Externa_UNA = Σ_{i=1}^{9} (PIB_i / PIB_UNA) × Deuda_Total_Externa_i = 2,15 × 10^12 UNIDO</w:t>
       </w:r>
     </w:p>
     <w:p/>
@@ -2382,7 +2469,7 @@
     <w:p/>
     <w:p>
       <w:r>
-        <w:t>Activos_Estatales_UNA = 2,45 × 10^12 UNIDO</w:t>
+        <w:t>Activos_Estatales_UNA = Σ_{i=1}^{9} (PIB_i / PIB_UNA) × Activos_Estatales_i = 2,45 × 10^12 UNIDO</w:t>
       </w:r>
     </w:p>
     <w:p/>
@@ -2452,7 +2539,7 @@
     <w:p/>
     <w:p>
       <w:r>
-        <w:t>Recursos_Naturales_UNA = 4,20 × 10^12 UNIDO</w:t>
+        <w:t>Recursos_Naturales_UNA = Σ_{i=1}^{9} (PIB_i / PIB_UNA) × Recursos_Naturales_i = 4,20 × 10^12 UNIDO</w:t>
       </w:r>
     </w:p>
     <w:p/>
@@ -2522,7 +2609,7 @@
     <w:p/>
     <w:p>
       <w:r>
-        <w:t>Acuerdos_Capitalizados_UNA = 9,75 × 10^11 UNIDO</w:t>
+        <w:t>Acuerdos_Capitalizados_UNA = Σ_{i=1}^{9} (PIB_i / PIB_UNA) × Acuerdos_Capitalizados_i = 9,75 × 10^11 UNIDO</w:t>
       </w:r>
     </w:p>
     <w:p/>
@@ -2592,7 +2679,7 @@
     <w:p/>
     <w:p>
       <w:r>
-        <w:t>Capital_Humano_Indexado_UNA = 0,19</w:t>
+        <w:t>Capital_Humano_Indexado_UNA = Σ_{i=1}^{9} (PIB_i / PIB_UNA) × Capital_Humano_Indexado_i = 0,30</w:t>
       </w:r>
     </w:p>
     <w:p/>
@@ -2662,7 +2749,7 @@
     <w:p/>
     <w:p>
       <w:r>
-        <w:t>Posicionamiento_Geopolítico_Indexado_UNA = 0,42</w:t>
+        <w:t>Posicionamiento_Geopolítico_Indexado_UNA = Σ_{i=1}^{9} (PIB_i / PIB_UNA) × Posicionamiento_Geopolítico_Indexado_i = 0,93</w:t>
       </w:r>
     </w:p>
     <w:p/>
@@ -2689,41 +2776,49 @@
         <w:t>Canadá: 2.319.900 + 2.440.000 + 1.500 + 50.000 + 100.000 + 500.000 + 80.000 + 3.000.000 + 200.000 = 8.691.400 CAD</w:t>
       </w:r>
     </w:p>
+    <w:p/>
     <w:p>
       <w:r>
         <w:t>Estados Unidos: 30.769.700 + 40.050.000 + 5.000 + 350.000 + 245.000 + 8.500.000 + 4.500.000 + 45.000.000 + 1.200.000 = 130.619.700 USD</w:t>
       </w:r>
     </w:p>
+    <w:p/>
     <w:p>
       <w:r>
         <w:t>México: 2.120.855 + 1.066.000 + 60.000 + 35.000 + 231.200 + 300.000 + 100.000 + 1.500.000 + 100.000 = 5.513.055 MXN</w:t>
       </w:r>
     </w:p>
+    <w:p/>
     <w:p>
       <w:r>
         <w:t>Belice: 3.450 + 1.500 + 50 + 100 + 500 + 300 + 100 + 500 + 100 = 6.600 BSD</w:t>
       </w:r>
     </w:p>
+    <w:p/>
     <w:p>
       <w:r>
         <w:t>Guatemala: 128.886 + 35.000 + 20.000 + 1.500 + 32.800 + 8.000 + 2.000 + 10.000 + 2.000 = 240.186 GTQ</w:t>
       </w:r>
     </w:p>
+    <w:p/>
     <w:p>
       <w:r>
         <w:t>El Salvador: 39.838 + 34.865 + 8.000 + 1.000 + 4.800 + 5.000 + 1.500 + 2.000 + 500 = 97.503 USD</w:t>
       </w:r>
     </w:p>
+    <w:p/>
     <w:p>
       <w:r>
         <w:t>Honduras: 41.505 + 18.454 + 9.000 + 800 + 11.327 + 4.000 + 1.000 + 3.000 + 600 = 89.686 HNL</w:t>
       </w:r>
     </w:p>
+    <w:p/>
     <w:p>
       <w:r>
         <w:t>Cuba: 130.640 + 4.795 + 3.000 + 500 + 9.048 + 3.000 + 500 + 5.000 + 300 = 156.783 CUP</w:t>
       </w:r>
     </w:p>
+    <w:p/>
     <w:p>
       <w:r>
         <w:t>Bahamas: 17.042 + 14.696 + 100 + 400 + 2.500 + 2.000 + 200 + 1.000 + 200 = 38.138 BSD</w:t>
@@ -2732,7 +2827,7 @@
     <w:p/>
     <w:p>
       <w:r>
-        <w:t>Respaldo_Real_Total_UNA = Σ Respaldo_Real_Total_i × TC_Forex_i = 3,20 × 10^13 UNIDO</w:t>
+        <w:t>Respaldo_Real_Total_UNA = Σ_{i=1}^{9} (PIB_i / PIB_UNA) × Respaldo_Real_Total_i × TC_Forex_i = 3,20 × 10^13 UNIDO</w:t>
       </w:r>
     </w:p>
     <w:p/>
@@ -2759,41 +2854,49 @@
         <w:t>Canadá: 3.500.000 + 2.440.000 + 100.000 + 500.000 + 80.000 + 3.000.000 + 200.000 = 9.820.000 CAD</w:t>
       </w:r>
     </w:p>
+    <w:p/>
     <w:p>
       <w:r>
         <w:t>Estados Unidos: 55.000.000 + 40.050.000 + 245.000 + 8.500.000 + 4.500.000 + 45.000.000 + 1.200.000 = 154.495.000 USD</w:t>
       </w:r>
     </w:p>
+    <w:p/>
     <w:p>
       <w:r>
         <w:t>México: 500.000 + 1.066.000 + 231.200 + 300.000 + 100.000 + 1.500.000 + 100.000 = 3.797.200 MXN</w:t>
       </w:r>
     </w:p>
+    <w:p/>
     <w:p>
       <w:r>
         <w:t>Belice: 500 + 1.500 + 500 + 300 + 100 + 500 + 100 = 3.500 BSD</w:t>
       </w:r>
     </w:p>
+    <w:p/>
     <w:p>
       <w:r>
         <w:t>Guatemala: 15.000 + 35.000 + 32.800 + 8.000 + 2.000 + 10.000 + 2.000 = 104.800 GTQ</w:t>
       </w:r>
     </w:p>
+    <w:p/>
     <w:p>
       <w:r>
         <w:t>El Salvador: 10.000 + 34.865 + 4.800 + 5.000 + 1.500 + 2.000 + 500 = 58.665 USD</w:t>
       </w:r>
     </w:p>
+    <w:p/>
     <w:p>
       <w:r>
         <w:t>Honduras: 8.000 + 18.454 + 11.327 + 4.000 + 1.000 + 3.000 + 600 = 46.381 HNL</w:t>
       </w:r>
     </w:p>
+    <w:p/>
     <w:p>
       <w:r>
         <w:t>Cuba: 5.000 + 4.795 + 9.048 + 3.000 + 500 + 5.000 + 300 = 27.643 CUP</w:t>
       </w:r>
     </w:p>
+    <w:p/>
     <w:p>
       <w:r>
         <w:t>Bahamas: 4.000 + 14.696 + 2.500 + 2.000 + 200 + 1.000 + 200 = 24.596 BSD</w:t>
@@ -2802,7 +2905,7 @@
     <w:p/>
     <w:p>
       <w:r>
-        <w:t>Apalancamiento_Financiero_Total_UNA = Σ Apalancamiento_Financiero_Total_i × TC_Forex_i = 2,80 × 10^13 UNIDO</w:t>
+        <w:t>Apalancamiento_Financiero_Total_UNA = Σ_{i=1}^{9} (PIB_i / PIB_UNA) × Apalancamiento_Financiero_Total_i × TC_Forex_i = 2,80 × 10^13 UNIDO</w:t>
       </w:r>
     </w:p>
     <w:p/>
@@ -2829,41 +2932,49 @@
         <w:t>Canadá: 1,02 × 1,70 × 1,35 = 2,34</w:t>
       </w:r>
     </w:p>
+    <w:p/>
     <w:p>
       <w:r>
         <w:t>Estados Unidos: 1,013 × 1,95 × 1,30 = 2,57</w:t>
       </w:r>
     </w:p>
+    <w:p/>
     <w:p>
       <w:r>
         <w:t>México: 1,05 × 1,50 × 1,22 = 1,92</w:t>
       </w:r>
     </w:p>
+    <w:p/>
     <w:p>
       <w:r>
         <w:t>Belice: 1,00 × 1,30 × 1,20 = 1,56</w:t>
       </w:r>
     </w:p>
+    <w:p/>
     <w:p>
       <w:r>
         <w:t>Guatemala: 1,04 × 1,35 × 1,18 = 1,66</w:t>
       </w:r>
     </w:p>
+    <w:p/>
     <w:p>
       <w:r>
         <w:t>El Salvador: 1,03 × 1,30 × 1,20 = 1,61</w:t>
       </w:r>
     </w:p>
+    <w:p/>
     <w:p>
       <w:r>
         <w:t>Honduras: 1,02 × 1,30 × 1,18 = 1,56</w:t>
       </w:r>
     </w:p>
+    <w:p/>
     <w:p>
       <w:r>
         <w:t>Cuba: 0,98 × 1,45 × 1,22 = 1,73</w:t>
       </w:r>
     </w:p>
+    <w:p/>
     <w:p>
       <w:r>
         <w:t>Bahamas: 1,00 × 1,35 × 1,20 = 1,62</w:t>
@@ -2872,7 +2983,7 @@
     <w:p/>
     <w:p>
       <w:r>
-        <w:t>Φ_Ampliado_UNA = Σ (PIB_i / PIB_UNA) × Φ_Ampliado_i = 2,15</w:t>
+        <w:t>Φ_Ampliado_UNA = Σ_{i=1}^{9} (PIB_i / PIB_UNA) × Φ_Ampliado_i = 2,55</w:t>
       </w:r>
     </w:p>
     <w:p/>
@@ -2899,41 +3010,49 @@
         <w:t>Canadá: 2,34 × (8.691.400/2.055.090) × (1 + 9.820.000/2.055.090) = 57,18</w:t>
       </w:r>
     </w:p>
+    <w:p/>
     <w:p>
       <w:r>
         <w:t>Estados Unidos: 2,57 × (130.619.700/49.300.000) × (1 + 154.495.000/49.300.000) = 2,57 × 2,649 × 4,134 = 28,14</w:t>
       </w:r>
     </w:p>
+    <w:p/>
     <w:p>
       <w:r>
         <w:t>México: 1,92 × (5.513.055/16.857.600) × (1 + 3.797.200/16.857.600) = 0,77</w:t>
       </w:r>
     </w:p>
+    <w:p/>
     <w:p>
       <w:r>
         <w:t>Belice: 1,56 × (6.600/3.450) × (1 + 3.500/3.450) = 6,01</w:t>
       </w:r>
     </w:p>
+    <w:p/>
     <w:p>
       <w:r>
         <w:t>Guatemala: 1,66 × (240.186/467.482) × (1 + 104.800/467.482) = 1,04</w:t>
       </w:r>
     </w:p>
+    <w:p/>
     <w:p>
       <w:r>
         <w:t>El Salvador: 1,61 × (97.503/23.472) × (1 + 58.665/23.472) = 23,41</w:t>
       </w:r>
     </w:p>
+    <w:p/>
     <w:p>
       <w:r>
         <w:t>Honduras: 1,56 × (89.686/663.415) × (1 + 46.381/663.415) = 0,225</w:t>
       </w:r>
     </w:p>
+    <w:p/>
     <w:p>
       <w:r>
         <w:t>Cuba: 1,73 × (156.783/312.400) × (1 + 27.643/312.400) = 0,945</w:t>
       </w:r>
     </w:p>
+    <w:p/>
     <w:p>
       <w:r>
         <w:t>Bahamas: 1,62 × (38.138/7.773) × (1 + 24.596/7.773) = 33,08</w:t>
@@ -2942,7 +3061,7 @@
     <w:p/>
     <w:p>
       <w:r>
-        <w:t>R_reval_ampliada_sin_deuda_UNA = 11.400</w:t>
+        <w:t>R_reval_ampliada_sin_deuda_UNA = Σ_{i=1}^{9} (PIB_i / PIB_UNA) × R_reval_ampliada_sin_deuda_i = 29,6</w:t>
       </w:r>
     </w:p>
     <w:p/>
@@ -2969,41 +3088,49 @@
         <w:t>Canadá: 8.691.400 + 2.440.000 = 11.131.400 CAD</w:t>
       </w:r>
     </w:p>
+    <w:p/>
     <w:p>
       <w:r>
         <w:t>Estados Unidos: 130.619.700 + 40.050.000 = 170.669.700 USD</w:t>
       </w:r>
     </w:p>
+    <w:p/>
     <w:p>
       <w:r>
         <w:t>México: 5.513.055 + 1.066.000 = 6.579.055 MXN</w:t>
       </w:r>
     </w:p>
+    <w:p/>
     <w:p>
       <w:r>
         <w:t>Belice: 6.600 + 1.500 = 8.100 BSD</w:t>
       </w:r>
     </w:p>
+    <w:p/>
     <w:p>
       <w:r>
         <w:t>Guatemala: 240.186 + 35.000 = 275.186 GTQ</w:t>
       </w:r>
     </w:p>
+    <w:p/>
     <w:p>
       <w:r>
         <w:t>El Salvador: 97.503 + 34.865 = 132.368 USD</w:t>
       </w:r>
     </w:p>
+    <w:p/>
     <w:p>
       <w:r>
         <w:t>Honduras: 89.686 + 18.454 = 108.140 HNL</w:t>
       </w:r>
     </w:p>
+    <w:p/>
     <w:p>
       <w:r>
         <w:t>Cuba: 156.783 + 4.795 = 161.578 CUP</w:t>
       </w:r>
     </w:p>
+    <w:p/>
     <w:p>
       <w:r>
         <w:t>Bahamas: 38.138 + 14.696 = 52.834 BSD</w:t>
@@ -3012,7 +3139,7 @@
     <w:p/>
     <w:p>
       <w:r>
-        <w:t>Respaldo_Real_Total_Con_Deuda_UNA = Σ Respaldo_Real_Total_Con_Deuda_i × TC_Forex_i = 3,50 × 10^13 UNIDO</w:t>
+        <w:t>Respaldo_Real_Total_Con_Deuda_UNA = Σ_{i=1}^{9} (PIB_i / PIB_UNA) × Respaldo_Real_Total_Con_Deuda_i × TC_Forex_i = 3,50 × 10^13 UNIDO</w:t>
       </w:r>
     </w:p>
     <w:p/>
@@ -3039,41 +3166,49 @@
         <w:t>Canadá: 9.820.000 + 2.440.000 = 12.260.000 CAD</w:t>
       </w:r>
     </w:p>
+    <w:p/>
     <w:p>
       <w:r>
         <w:t>Estados Unidos: 154.495.000 + 40.050.000 = 194.545.000 USD</w:t>
       </w:r>
     </w:p>
+    <w:p/>
     <w:p>
       <w:r>
         <w:t>México: 3.797.200 + 1.066.000 = 4.863.200 MXN</w:t>
       </w:r>
     </w:p>
+    <w:p/>
     <w:p>
       <w:r>
         <w:t>Belice: 3.500 + 1.500 = 5.000 BSD</w:t>
       </w:r>
     </w:p>
+    <w:p/>
     <w:p>
       <w:r>
         <w:t>Guatemala: 104.800 + 35.000 = 139.800 GTQ</w:t>
       </w:r>
     </w:p>
+    <w:p/>
     <w:p>
       <w:r>
         <w:t>El Salvador: 58.665 + 34.865 = 93.530 USD</w:t>
       </w:r>
     </w:p>
+    <w:p/>
     <w:p>
       <w:r>
         <w:t>Honduras: 46.381 + 18.454 = 64.835 HNL</w:t>
       </w:r>
     </w:p>
+    <w:p/>
     <w:p>
       <w:r>
         <w:t>Cuba: 27.643 + 4.795 = 32.438 CUP</w:t>
       </w:r>
     </w:p>
+    <w:p/>
     <w:p>
       <w:r>
         <w:t>Bahamas: 24.596 + 14.696 = 39.292 BSD</w:t>
@@ -3082,7 +3217,7 @@
     <w:p/>
     <w:p>
       <w:r>
-        <w:t>Apalancamiento_Financiero_Total_Con_Deuda_UNA = Σ Apalancamiento_Financiero_Total_Con_Deuda_i × TC_Forex_i = 3,10 × 10^13 UNIDO</w:t>
+        <w:t>Apalancamiento_Financiero_Total_Con_Deuda_UNA = Σ_{i=1}^{9} (PIB_i / PIB_UNA) × Apalancamiento_Financiero_Total_Con_Deuda_i × TC_Forex_i = 3,10 × 10^13 UNIDO</w:t>
       </w:r>
     </w:p>
     <w:p/>
@@ -3109,41 +3244,49 @@
         <w:t>Canadá: 2,34 × (11.131.400/2.055.090) × (1 + 12.260.000/2.055.090) = 88,3</w:t>
       </w:r>
     </w:p>
+    <w:p/>
     <w:p>
       <w:r>
         <w:t>Estados Unidos: 2,57 × (170.669.700/49.300.000) × (1 + 194.545.000/49.300.000) = 2,57 × 3,462 × 4,946 = 44,0</w:t>
       </w:r>
     </w:p>
+    <w:p/>
     <w:p>
       <w:r>
         <w:t>México: 1,92 × (6.579.055/16.857.600) × (1 + 4.863.200/16.857.600) = 0,966</w:t>
       </w:r>
     </w:p>
+    <w:p/>
     <w:p>
       <w:r>
         <w:t>Belice: 1,56 × (8.100/3.450) × (1 + 5.000/3.450) = 8,96</w:t>
       </w:r>
     </w:p>
+    <w:p/>
     <w:p>
       <w:r>
         <w:t>Guatemala: 1,66 × (275.186/467.482) × (1 + 139.800/467.482) = 1,27</w:t>
       </w:r>
     </w:p>
+    <w:p/>
     <w:p>
       <w:r>
         <w:t>El Salvador: 1,61 × (132.368/23.472) × (1 + 93.530/23.472) = 45,3</w:t>
       </w:r>
     </w:p>
+    <w:p/>
     <w:p>
       <w:r>
         <w:t>Honduras: 1,56 × (108.140/663.415) × (1 + 64.835/663.415) = 0,279</w:t>
       </w:r>
     </w:p>
+    <w:p/>
     <w:p>
       <w:r>
         <w:t>Cuba: 1,73 × (161.578/312.400) × (1 + 32.438/312.400) = 0,987</w:t>
       </w:r>
     </w:p>
+    <w:p/>
     <w:p>
       <w:r>
         <w:t>Bahamas: 1,62 × (52.834/7.773) × (1 + 39.292/7.773) = 66,7</w:t>
@@ -3152,7 +3295,7 @@
     <w:p/>
     <w:p>
       <w:r>
-        <w:t>R_reval_ampliada_con_deuda_UNA = 18.600</w:t>
+        <w:t>R_reval_ampliada_con_deuda_UNA = Σ_{i=1}^{9} (PIB_i / PIB_UNA) × R_reval_ampliada_con_deuda_i = 46,2</w:t>
       </w:r>
     </w:p>
     <w:p/>
@@ -3176,47 +3319,55 @@
     <w:p/>
     <w:p>
       <w:r>
-        <w:t>Canadá: 88,3 / 18.600 = 0,00475 UNIDO por CAD</w:t>
-      </w:r>
-    </w:p>
-    <w:p>
-      <w:r>
-        <w:t>Estados Unidos: 44,0 / 18.600 = 0,00237 UNIDO por USD</w:t>
-      </w:r>
-    </w:p>
-    <w:p>
-      <w:r>
-        <w:t>México: 0,966 / 18.600 = 0,0000519 UNIDO por MXN</w:t>
-      </w:r>
-    </w:p>
-    <w:p>
-      <w:r>
-        <w:t>Belice: 8,96 / 18.600 = 0,000482 UNIDO por BSD</w:t>
-      </w:r>
-    </w:p>
-    <w:p>
-      <w:r>
-        <w:t>Guatemala: 1,27 / 18.600 = 0,0000683 UNIDO por GTQ</w:t>
-      </w:r>
-    </w:p>
-    <w:p>
-      <w:r>
-        <w:t>El Salvador: 45,3 / 18.600 = 0,00244 UNIDO por USD</w:t>
-      </w:r>
-    </w:p>
-    <w:p>
-      <w:r>
-        <w:t>Honduras: 0,279 / 18.600 = 0,0000150 UNIDO por HNL</w:t>
-      </w:r>
-    </w:p>
-    <w:p>
-      <w:r>
-        <w:t>Cuba: 0,987 / 18.600 = 0,0000531 UNIDO por CUP</w:t>
-      </w:r>
-    </w:p>
-    <w:p>
-      <w:r>
-        <w:t>Bahamas: 66,7 / 18.600 = 0,00359 UNIDO por BSD</w:t>
+        <w:t>Canadá: 88,3 / 46,2 = 1,91 UNIDO por CAD</w:t>
+      </w:r>
+    </w:p>
+    <w:p/>
+    <w:p>
+      <w:r>
+        <w:t>Estados Unidos: 44,0 / 46,2 = 0,95 UNIDO por USD</w:t>
+      </w:r>
+    </w:p>
+    <w:p/>
+    <w:p>
+      <w:r>
+        <w:t>México: 0,966 / 46,2 = 0,0209 UNIDO por MXN</w:t>
+      </w:r>
+    </w:p>
+    <w:p/>
+    <w:p>
+      <w:r>
+        <w:t>Belice: 8,96 / 46,2 = 0,194 UNIDO por BSD</w:t>
+      </w:r>
+    </w:p>
+    <w:p/>
+    <w:p>
+      <w:r>
+        <w:t>Guatemala: 1,27 / 46,2 = 0,0275 UNIDO por GTQ</w:t>
+      </w:r>
+    </w:p>
+    <w:p/>
+    <w:p>
+      <w:r>
+        <w:t>El Salvador: 45,3 / 46,2 = 0,98 UNIDO por USD</w:t>
+      </w:r>
+    </w:p>
+    <w:p/>
+    <w:p>
+      <w:r>
+        <w:t>Honduras: 0,279 / 46,2 = 0,0060 UNIDO por HNL</w:t>
+      </w:r>
+    </w:p>
+    <w:p/>
+    <w:p>
+      <w:r>
+        <w:t>Cuba: 0,987 / 46,2 = 0,0214 UNIDO por CUP</w:t>
+      </w:r>
+    </w:p>
+    <w:p/>
+    <w:p>
+      <w:r>
+        <w:t>Bahamas: 66,7 / 46,2 = 1,44 UNIDO por BSD</w:t>
       </w:r>
     </w:p>
     <w:p/>
@@ -3240,47 +3391,55 @@
     <w:p/>
     <w:p>
       <w:r>
-        <w:t>Canadá: 18.600 / 88,3 = 210,6 CAD por UNIDO</w:t>
-      </w:r>
-    </w:p>
-    <w:p>
-      <w:r>
-        <w:t>Estados Unidos: 18.600 / 44,0 = 422,7 USD por UNIDO</w:t>
-      </w:r>
-    </w:p>
-    <w:p>
-      <w:r>
-        <w:t>México: 18.600 / 0,966 = 19.254 MXN por UNIDO</w:t>
-      </w:r>
-    </w:p>
-    <w:p>
-      <w:r>
-        <w:t>Belice: 18.600 / 8,96 = 2.076 BSD por UNIDO</w:t>
-      </w:r>
-    </w:p>
-    <w:p>
-      <w:r>
-        <w:t>Guatemala: 18.600 / 1,27 = 14.646 GTQ por UNIDO</w:t>
-      </w:r>
-    </w:p>
-    <w:p>
-      <w:r>
-        <w:t>El Salvador: 18.600 / 45,3 = 410,6 USD por UNIDO</w:t>
-      </w:r>
-    </w:p>
-    <w:p>
-      <w:r>
-        <w:t>Honduras: 18.600 / 0,279 = 66.667 HNL por UNIDO</w:t>
-      </w:r>
-    </w:p>
-    <w:p>
-      <w:r>
-        <w:t>Cuba: 18.600 / 0,987 = 18.845 CUP por UNIDO</w:t>
-      </w:r>
-    </w:p>
-    <w:p>
-      <w:r>
-        <w:t>Bahamas: 18.600 / 66,7 = 278,9 BSD por UNIDO</w:t>
+        <w:t>Canadá: 46,2 / 88,3 = 0,52 CAD por UNIDO</w:t>
+      </w:r>
+    </w:p>
+    <w:p/>
+    <w:p>
+      <w:r>
+        <w:t>Estados Unidos: 46,2 / 44,0 = 1,05 USD por UNIDO</w:t>
+      </w:r>
+    </w:p>
+    <w:p/>
+    <w:p>
+      <w:r>
+        <w:t>México: 46,2 / 0,966 = 47,8 MXN por UNIDO</w:t>
+      </w:r>
+    </w:p>
+    <w:p/>
+    <w:p>
+      <w:r>
+        <w:t>Belice: 46,2 / 8,96 = 5,16 BSD por UNIDO</w:t>
+      </w:r>
+    </w:p>
+    <w:p/>
+    <w:p>
+      <w:r>
+        <w:t>Guatemala: 46,2 / 1,27 = 36,4 GTQ por UNIDO</w:t>
+      </w:r>
+    </w:p>
+    <w:p/>
+    <w:p>
+      <w:r>
+        <w:t>El Salvador: 46,2 / 45,3 = 1,02 USD por UNIDO</w:t>
+      </w:r>
+    </w:p>
+    <w:p/>
+    <w:p>
+      <w:r>
+        <w:t>Honduras: 46,2 / 0,279 = 165,6 HNL por UNIDO</w:t>
+      </w:r>
+    </w:p>
+    <w:p/>
+    <w:p>
+      <w:r>
+        <w:t>Cuba: 46,2 / 0,987 = 46,8 CUP por UNIDO</w:t>
+      </w:r>
+    </w:p>
+    <w:p/>
+    <w:p>
+      <w:r>
+        <w:t>Bahamas: 46,2 / 66,7 = 0,69 BSD por UNIDO</w:t>
       </w:r>
     </w:p>
     <w:p/>
@@ -3307,41 +3466,49 @@
         <w:t>Canadá: 88,3 / 0,75 = 117,7</w:t>
       </w:r>
     </w:p>
+    <w:p/>
     <w:p>
       <w:r>
         <w:t>Estados Unidos: 44,0 / 1,00 = 44,0</w:t>
       </w:r>
     </w:p>
+    <w:p/>
     <w:p>
       <w:r>
         <w:t>México: 0,966 / 0,05 = 19,32</w:t>
       </w:r>
     </w:p>
+    <w:p/>
     <w:p>
       <w:r>
         <w:t>Belice: 8,96 / 1,00 = 8,96</w:t>
       </w:r>
     </w:p>
+    <w:p/>
     <w:p>
       <w:r>
         <w:t>Guatemala: 1,27 / 0,13 = 9,77</w:t>
       </w:r>
     </w:p>
+    <w:p/>
     <w:p>
       <w:r>
         <w:t>El Salvador: 45,3 / 1,00 = 45,3</w:t>
       </w:r>
     </w:p>
+    <w:p/>
     <w:p>
       <w:r>
         <w:t>Honduras: 0,279 / 0,04 = 6,98</w:t>
       </w:r>
     </w:p>
+    <w:p/>
     <w:p>
       <w:r>
         <w:t>Cuba: 0,987 / 0,04 = 24,7</w:t>
       </w:r>
     </w:p>
+    <w:p/>
     <w:p>
       <w:r>
         <w:t>Bahamas: 66,7 / 1,00 = 66,7</w:t>
@@ -3350,7 +3517,7 @@
     <w:p/>
     <w:p>
       <w:r>
-        <w:t>FSE_Ampliado_UNA = R_reval_ampliada_UNA / TC_Forex_UNA = 18.600 / 1,00 = 18.600</w:t>
+        <w:t>FSE_Ampliado_UNA = R_reval_ampliada_UNA / TC_Forex_UNA = 46,2 / 1,00 = 46,2</w:t>
       </w:r>
     </w:p>
     <w:p/>
@@ -3377,41 +3544,49 @@
         <w:t>Canadá: (2.055.090 × 88,3) / 300.000.000.000.000 = 6,04 × 10^-7</w:t>
       </w:r>
     </w:p>
+    <w:p/>
     <w:p>
       <w:r>
         <w:t>Estados Unidos: (49.300.000 × 44,0) / 300.000.000.000.000 = 7,23 × 10^-6</w:t>
       </w:r>
     </w:p>
+    <w:p/>
     <w:p>
       <w:r>
         <w:t>México: (16.857.600 × 0,966) / 300.000.000.000.000 = 5,43 × 10^-8</w:t>
       </w:r>
     </w:p>
+    <w:p/>
     <w:p>
       <w:r>
         <w:t>Belice: (3.450 × 8,96) / 300.000.000.000.000 = 1,03 × 10^-10</w:t>
       </w:r>
     </w:p>
+    <w:p/>
     <w:p>
       <w:r>
         <w:t>Guatemala: (467.482 × 1,27) / 300.000.000.000.000 = 1,98 × 10^-9</w:t>
       </w:r>
     </w:p>
+    <w:p/>
     <w:p>
       <w:r>
         <w:t>El Salvador: (23.472 × 45,3) / 300.000.000.000.000 = 3,54 × 10^-9</w:t>
       </w:r>
     </w:p>
+    <w:p/>
     <w:p>
       <w:r>
         <w:t>Honduras: (663.415 × 0,279) / 300.000.000.000.000 = 6,17 × 10^-10</w:t>
       </w:r>
     </w:p>
+    <w:p/>
     <w:p>
       <w:r>
         <w:t>Cuba: (312.400 × 0,987) / 300.000.000.000.000 = 1,03 × 10^-9</w:t>
       </w:r>
     </w:p>
+    <w:p/>
     <w:p>
       <w:r>
         <w:t>Bahamas: (7.773 × 66,7) / 300.000.000.000.000 = 1,73 × 10^-9</w:t>
@@ -3420,7 +3595,7 @@
     <w:p/>
     <w:p>
       <w:r>
-        <w:t>CPDM_Ampliado_UNA = (M2_UNA × R_reval_ampliada_UNA) / Deuda_Mundial = 0,0012</w:t>
+        <w:t>CPDM_Ampliado_UNA = (M2_UNA × R_reval_ampliada_UNA) / Deuda_Mundial = 7,16</w:t>
       </w:r>
     </w:p>
     <w:p/>
@@ -3447,41 +3622,49 @@
         <w:t>Canadá: 88,3 / (0,75 × 2,34) = 50,3</w:t>
       </w:r>
     </w:p>
+    <w:p/>
     <w:p>
       <w:r>
         <w:t>Estados Unidos: 44,0 / (1,00 × 2,57) = 17,1</w:t>
       </w:r>
     </w:p>
+    <w:p/>
     <w:p>
       <w:r>
         <w:t>México: 0,966 / (0,05 × 1,92) = 10,06</w:t>
       </w:r>
     </w:p>
+    <w:p/>
     <w:p>
       <w:r>
         <w:t>Belice: 8,96 / (1,00 × 1,56) = 5,74</w:t>
       </w:r>
     </w:p>
+    <w:p/>
     <w:p>
       <w:r>
         <w:t>Guatemala: 1,27 / (0,13 × 1,66) = 5,88</w:t>
       </w:r>
     </w:p>
+    <w:p/>
     <w:p>
       <w:r>
         <w:t>El Salvador: 45,3 / (1,00 × 1,61) = 28,1</w:t>
       </w:r>
     </w:p>
+    <w:p/>
     <w:p>
       <w:r>
         <w:t>Honduras: 0,279 / (0,04 × 1,56) = 4,47</w:t>
       </w:r>
     </w:p>
+    <w:p/>
     <w:p>
       <w:r>
         <w:t>Cuba: 0,987 / (0,04 × 1,73) = 14,3</w:t>
       </w:r>
     </w:p>
+    <w:p/>
     <w:p>
       <w:r>
         <w:t>Bahamas: 66,7 / (1,00 × 1,62) = 41,2</w:t>
@@ -3490,7 +3673,7 @@
     <w:p/>
     <w:p>
       <w:r>
-        <w:t>ISM_Ampliado_UNA = R_reval_ampliada_UNA / (TC_Forex_UNA × Φ_Ampliado_UNA) = 18.600 / (1,00 × 2,15) = 8.651</w:t>
+        <w:t>ISM_Ampliado_UNA = R_reval_ampliada_UNA / (TC_Forex_UNA × Φ_Ampliado_UNA) = 46,2 / (1,00 × 2,55) = 18,1</w:t>
       </w:r>
     </w:p>
     <w:p/>
@@ -3517,41 +3700,49 @@
         <w:t>Canadá: (88,3 × 2.055.090) / (8.691.400 × 0,012) = 1.740</w:t>
       </w:r>
     </w:p>
+    <w:p/>
     <w:p>
       <w:r>
         <w:t>Estados Unidos: (44,0 × 49.300.000) / (130.619.700 × 0,0012) = 13.842</w:t>
       </w:r>
     </w:p>
+    <w:p/>
     <w:p>
       <w:r>
         <w:t>México: (0,966 × 16.857.600) / (5.513.055 × 0,035) = 84,4</w:t>
       </w:r>
     </w:p>
+    <w:p/>
     <w:p>
       <w:r>
         <w:t>Belice: (8,96 × 3.450) / (6.600 × 0,04) = 117,1</w:t>
       </w:r>
     </w:p>
+    <w:p/>
     <w:p>
       <w:r>
         <w:t>Guatemala: (1,27 × 467.482) / (240.186 × 0,025) = 98,9</w:t>
       </w:r>
     </w:p>
+    <w:p/>
     <w:p>
       <w:r>
         <w:t>El Salvador: (45,3 × 23.472) / (97.503 × 0,03) = 363,4</w:t>
       </w:r>
     </w:p>
+    <w:p/>
     <w:p>
       <w:r>
         <w:t>Honduras: (0,279 × 663.415) / (89.686 × 0,035) = 59,0</w:t>
       </w:r>
     </w:p>
+    <w:p/>
     <w:p>
       <w:r>
         <w:t>Cuba: (0,987 × 312.400) / (156.783 × 0,08) = 24,6</w:t>
       </w:r>
     </w:p>
+    <w:p/>
     <w:p>
       <w:r>
         <w:t>Bahamas: (66,7 × 7.773) / (38.138 × 0,025) = 544,0</w:t>
@@ -3560,7 +3751,7 @@
     <w:p/>
     <w:p>
       <w:r>
-        <w:t>CRE_Ampliado_UNA = (R_reval_ampliada_UNA × M2_UNA) / (Respaldo_Real_Total_UNA × ρ_soberano_UNA) = 312</w:t>
+        <w:t>CRE_Ampliado_UNA = (R_reval_ampliada_UNA × M2_UNA) / (Respaldo_Real_Total_UNA × ρ_soberano_UNA) = 1.890</w:t>
       </w:r>
     </w:p>
     <w:p/>
@@ -3587,41 +3778,49 @@
         <w:t>Canadá: (2.055.090 × 88,3) / 2.440.000 = 74,4</w:t>
       </w:r>
     </w:p>
+    <w:p/>
     <w:p>
       <w:r>
         <w:t>Estados Unidos: (49.300.000 × 44,0) / 40.050.000 = 54,2</w:t>
       </w:r>
     </w:p>
+    <w:p/>
     <w:p>
       <w:r>
         <w:t>México: (16.857.600 × 0,966) / 1.066.000 = 15,3</w:t>
       </w:r>
     </w:p>
+    <w:p/>
     <w:p>
       <w:r>
         <w:t>Belice: (3.450 × 8,96) / 1.500 = 20,6</w:t>
       </w:r>
     </w:p>
+    <w:p/>
     <w:p>
       <w:r>
         <w:t>Guatemala: (467.482 × 1,27) / 35.000 = 17,0</w:t>
       </w:r>
     </w:p>
+    <w:p/>
     <w:p>
       <w:r>
         <w:t>El Salvador: (23.472 × 45,3) / 34.865 = 30,5</w:t>
       </w:r>
     </w:p>
+    <w:p/>
     <w:p>
       <w:r>
         <w:t>Honduras: (663.415 × 0,279) / 18.454 = 10,0</w:t>
       </w:r>
     </w:p>
+    <w:p/>
     <w:p>
       <w:r>
         <w:t>Cuba: (312.400 × 0,987) / 4.795 = 64,3</w:t>
       </w:r>
     </w:p>
+    <w:p/>
     <w:p>
       <w:r>
         <w:t>Bahamas: (7.773 × 66,7) / 14.696 = 35,3</w:t>
@@ -3630,7 +3829,7 @@
     <w:p/>
     <w:p>
       <w:r>
-        <w:t>IAF_Ampliado_UNA = (M2_UNA × R_reval_ampliada_UNA) / Deuda_Total_Externa_UNA = 0,084</w:t>
+        <w:t>IAF_Ampliado_UNA = (M2_UNA × R_reval_ampliada_UNA) / Deuda_Total_Externa_UNA = 0,509</w:t>
       </w:r>
     </w:p>
     <w:p/>
@@ -3657,41 +3856,49 @@
         <w:t>Canadá: 88,3 / (2,34 × 4,229) = 8,92</w:t>
       </w:r>
     </w:p>
+    <w:p/>
     <w:p>
       <w:r>
         <w:t>Estados Unidos: 44,0 / (2,57 × 2,649) = 6,46</w:t>
       </w:r>
     </w:p>
+    <w:p/>
     <w:p>
       <w:r>
         <w:t>México: 0,966 / (1,92 × 0,327) = 1,54</w:t>
       </w:r>
     </w:p>
+    <w:p/>
     <w:p>
       <w:r>
         <w:t>Belice: 8,96 / (1,56 × 1,913) = 3,00</w:t>
       </w:r>
     </w:p>
+    <w:p/>
     <w:p>
       <w:r>
         <w:t>Guatemala: 1,27 / (1,66 × 0,514) = 1,49</w:t>
       </w:r>
     </w:p>
+    <w:p/>
     <w:p>
       <w:r>
         <w:t>El Salvador: 45,3 / (1,61 × 4,154) = 6,77</w:t>
       </w:r>
     </w:p>
+    <w:p/>
     <w:p>
       <w:r>
         <w:t>Honduras: 0,279 / (1,56 × 0,135) = 1,33</w:t>
       </w:r>
     </w:p>
+    <w:p/>
     <w:p>
       <w:r>
         <w:t>Cuba: 0,987 / (1,73 × 0,502) = 1,14</w:t>
       </w:r>
     </w:p>
+    <w:p/>
     <w:p>
       <w:r>
         <w:t>Bahamas: 66,7 / (1,62 × 4,906) = 8,39</w:t>
@@ -3700,7 +3907,7 @@
     <w:p/>
     <w:p>
       <w:r>
-        <w:t>CER_Ampliado_UNA = R_reval_ampliada_UNA / (Φ_Ampliado_UNA × (Respaldo_Real_Total_UNA / M2_UNA)) = 0,92</w:t>
+        <w:t>CER_Ampliado_UNA = R_reval_ampliada_UNA / (Φ_Ampliado_UNA × (Respaldo_Real_Total_UNA / M2_UNA)) = 5,58</w:t>
       </w:r>
     </w:p>
     <w:p/>
@@ -3727,41 +3934,49 @@
         <w:t>Canadá: 2,34 × 88,3 / 3,11 = 66,4</w:t>
       </w:r>
     </w:p>
+    <w:p/>
     <w:p>
       <w:r>
         <w:t>Estados Unidos: 2,57 × 44,0 / 1,34 = 84,4</w:t>
       </w:r>
     </w:p>
+    <w:p/>
     <w:p>
       <w:r>
         <w:t>México: 1,92 × 0,966 / 0,136 = 13,6</w:t>
       </w:r>
     </w:p>
+    <w:p/>
     <w:p>
       <w:r>
         <w:t>Belice: 1,56 × 8,96 / 1,145 = 12,2</w:t>
       </w:r>
     </w:p>
+    <w:p/>
     <w:p>
       <w:r>
         <w:t>Guatemala: 1,66 × 1,27 / 0,296 = 7,12</w:t>
       </w:r>
     </w:p>
+    <w:p/>
     <w:p>
       <w:r>
         <w:t>El Salvador: 1,61 × 45,3 / 2,49 = 29,3</w:t>
       </w:r>
     </w:p>
+    <w:p/>
     <w:p>
       <w:r>
         <w:t>Honduras: 1,56 × 0,279 / 0,065 = 6,70</w:t>
       </w:r>
     </w:p>
+    <w:p/>
     <w:p>
       <w:r>
         <w:t>Cuba: 1,73 × 0,987 / 0,416 = 4,11</w:t>
       </w:r>
     </w:p>
+    <w:p/>
     <w:p>
       <w:r>
         <w:t>Bahamas: 1,62 × 66,7 / 3,32 = 32,5</w:t>
@@ -3770,7 +3985,7 @@
     <w:p/>
     <w:p>
       <w:r>
-        <w:t>MC_Ampliado_UNA = Φ_Ampliado_UNA × R_reval_ampliada_UNA / R_reval_sin_deuda_UNA = 2,15 × 18.600 / 4,8 = 8.331</w:t>
+        <w:t>MC_Ampliado_UNA = Φ_Ampliado_UNA × R_reval_ampliada_UNA / R_reval_sin_deuda_UNA = 2,55 × 46,2 / 1,43 = 82,5</w:t>
       </w:r>
     </w:p>
     <w:p/>
@@ -3797,41 +4012,49 @@
         <w:t>Canadá: 0,012 / 2,34 = 0,00513</w:t>
       </w:r>
     </w:p>
+    <w:p/>
     <w:p>
       <w:r>
         <w:t>Estados Unidos: 0,0012 / 2,57 = 0,000467</w:t>
       </w:r>
     </w:p>
+    <w:p/>
     <w:p>
       <w:r>
         <w:t>México: 0,035 / 1,92 = 0,0182</w:t>
       </w:r>
     </w:p>
+    <w:p/>
     <w:p>
       <w:r>
         <w:t>Belice: 0,04 / 1,56 = 0,0256</w:t>
       </w:r>
     </w:p>
+    <w:p/>
     <w:p>
       <w:r>
         <w:t>Guatemala: 0,025 / 1,66 = 0,0151</w:t>
       </w:r>
     </w:p>
+    <w:p/>
     <w:p>
       <w:r>
         <w:t>El Salvador: 0,03 / 1,61 = 0,0186</w:t>
       </w:r>
     </w:p>
+    <w:p/>
     <w:p>
       <w:r>
         <w:t>Honduras: 0,035 / 1,56 = 0,0224</w:t>
       </w:r>
     </w:p>
+    <w:p/>
     <w:p>
       <w:r>
         <w:t>Cuba: 0,08 / 1,73 = 0,0462</w:t>
       </w:r>
     </w:p>
+    <w:p/>
     <w:p>
       <w:r>
         <w:t>Bahamas: 0,025 / 1,62 = 0,0154</w:t>
@@ -3840,7 +4063,7 @@
     <w:p/>
     <w:p>
       <w:r>
-        <w:t>FRE_Ampliado_UNA = ρ_soberano_UNA / Φ_Ampliado_UNA = 0,035 / 2,15 = 0,0163</w:t>
+        <w:t>FRE_Ampliado_UNA = ρ_soberano_UNA / Φ_Ampliado_UNA = 0,035 / 2,55 = 0,0137</w:t>
       </w:r>
     </w:p>
     <w:p/>
@@ -3867,41 +4090,49 @@
         <w:t>Canadá: 88,3 - 0,75 = 87,55</w:t>
       </w:r>
     </w:p>
+    <w:p/>
     <w:p>
       <w:r>
         <w:t>Estados Unidos: 44,0 - 1,00 = 43,0</w:t>
       </w:r>
     </w:p>
+    <w:p/>
     <w:p>
       <w:r>
         <w:t>México: 0,966 - 0,05 = 0,916</w:t>
       </w:r>
     </w:p>
+    <w:p/>
     <w:p>
       <w:r>
         <w:t>Belice: 8,96 - 1,00 = 7,96</w:t>
       </w:r>
     </w:p>
+    <w:p/>
     <w:p>
       <w:r>
         <w:t>Guatemala: 1,27 - 0,13 = 1,14</w:t>
       </w:r>
     </w:p>
+    <w:p/>
     <w:p>
       <w:r>
         <w:t>El Salvador: 45,3 - 1,00 = 44,3</w:t>
       </w:r>
     </w:p>
+    <w:p/>
     <w:p>
       <w:r>
         <w:t>Honduras: 0,279 - 0,04 = 0,239</w:t>
       </w:r>
     </w:p>
+    <w:p/>
     <w:p>
       <w:r>
         <w:t>Cuba: 0,987 - 0,04 = 0,947</w:t>
       </w:r>
     </w:p>
+    <w:p/>
     <w:p>
       <w:r>
         <w:t>Bahamas: 66,7 - 1,00 = 65,7</w:t>
@@ -3910,7 +4141,7 @@
     <w:p/>
     <w:p>
       <w:r>
-        <w:t>BVE_Ampliado_UNA = R_reval_ampliada_UNA - TC_Forex_UNA = 18.600 - 1,00 = 18.599</w:t>
+        <w:t>BVE_Ampliado_UNA = R_reval_ampliada_UNA - TC_Forex_UNA = 46,2 - 1,00 = 45,2</w:t>
       </w:r>
     </w:p>
     <w:p/>
@@ -3937,41 +4168,49 @@
         <w:t>Canadá: (88,3 - 1) × 100 = 8.730%</w:t>
       </w:r>
     </w:p>
+    <w:p/>
     <w:p>
       <w:r>
         <w:t>Estados Unidos: (44,0 - 1) × 100 = 4.300%</w:t>
       </w:r>
     </w:p>
+    <w:p/>
     <w:p>
       <w:r>
         <w:t>México: (0,966 - 1) × 100 = -3,4%</w:t>
       </w:r>
     </w:p>
+    <w:p/>
     <w:p>
       <w:r>
         <w:t>Belice: (8,96 - 1) × 100 = 796%</w:t>
       </w:r>
     </w:p>
+    <w:p/>
     <w:p>
       <w:r>
         <w:t>Guatemala: (1,27 - 1) × 100 = 27%</w:t>
       </w:r>
     </w:p>
+    <w:p/>
     <w:p>
       <w:r>
         <w:t>El Salvador: (45,3 - 1) × 100 = 4.430%</w:t>
       </w:r>
     </w:p>
+    <w:p/>
     <w:p>
       <w:r>
         <w:t>Honduras: (0,279 - 1) × 100 = -72,1%</w:t>
       </w:r>
     </w:p>
+    <w:p/>
     <w:p>
       <w:r>
         <w:t>Cuba: (0,987 - 1) × 100 = -1,3%</w:t>
       </w:r>
     </w:p>
+    <w:p/>
     <w:p>
       <w:r>
         <w:t>Bahamas: (66,7 - 1) × 100 = 6.570%</w:t>
@@ -3980,7 +4219,7 @@
     <w:p/>
     <w:p>
       <w:r>
-        <w:t>MRP_Ampliado_UNA = (R_reval_ampliada_UNA - 1) × 100 = (18.600 - 1) × 100 = 1.859.900%</w:t>
+        <w:t>MRP_Ampliado_UNA = (R_reval_ampliada_UNA - 1) × 100 = (46,2 - 1) × 100 = 4.520%</w:t>
       </w:r>
     </w:p>
     <w:p/>
@@ -4007,41 +4246,49 @@
         <w:t>Canadá: 88,3 / 0,025 = 3.532</w:t>
       </w:r>
     </w:p>
+    <w:p/>
     <w:p>
       <w:r>
         <w:t>Estados Unidos: 44,0 / 0,025 = 1.760</w:t>
       </w:r>
     </w:p>
+    <w:p/>
     <w:p>
       <w:r>
         <w:t>México: 0,966 / 0,045 = 21,5</w:t>
       </w:r>
     </w:p>
+    <w:p/>
     <w:p>
       <w:r>
         <w:t>Belice: 8,96 / 0,03 = 299</w:t>
       </w:r>
     </w:p>
+    <w:p/>
     <w:p>
       <w:r>
         <w:t>Guatemala: 1,27 / 0,035 = 36,3</w:t>
       </w:r>
     </w:p>
+    <w:p/>
     <w:p>
       <w:r>
         <w:t>El Salvador: 45,3 / 0,025 = 1.812</w:t>
       </w:r>
     </w:p>
+    <w:p/>
     <w:p>
       <w:r>
         <w:t>Honduras: 0,279 / 0,04 = 6,98</w:t>
       </w:r>
     </w:p>
+    <w:p/>
     <w:p>
       <w:r>
         <w:t>Cuba: 0,987 / 0,35 = 2,82</w:t>
       </w:r>
     </w:p>
+    <w:p/>
     <w:p>
       <w:r>
         <w:t>Bahamas: 66,7 / 0,025 = 2.668</w:t>
@@ -4050,7 +4297,7 @@
     <w:p/>
     <w:p>
       <w:r>
-        <w:t>IPAR_Ampliado_UNA = R_reval_ampliada_UNA / IPC_UNA = 18.600 / 0,07 = 265.714</w:t>
+        <w:t>IPAR_Ampliado_UNA = R_reval_ampliada_UNA / IPC_UNA = 46,2 / 0,07 = 660</w:t>
       </w:r>
     </w:p>
     <w:p/>
@@ -4077,41 +4324,49 @@
         <w:t>Canadá: 88,3 / 10 = 8,83</w:t>
       </w:r>
     </w:p>
+    <w:p/>
     <w:p>
       <w:r>
         <w:t>Estados Unidos: 44,0 / 5 = 8,80</w:t>
       </w:r>
     </w:p>
+    <w:p/>
     <w:p>
       <w:r>
         <w:t>México: 0,966 / 15 = 0,0644</w:t>
       </w:r>
     </w:p>
+    <w:p/>
     <w:p>
       <w:r>
         <w:t>Belice: 8,96 / 12 = 0,747</w:t>
       </w:r>
     </w:p>
+    <w:p/>
     <w:p>
       <w:r>
         <w:t>Guatemala: 1,27 / 12 = 0,106</w:t>
       </w:r>
     </w:p>
+    <w:p/>
     <w:p>
       <w:r>
         <w:t>El Salvador: 45,3 / 12 = 3,78</w:t>
       </w:r>
     </w:p>
+    <w:p/>
     <w:p>
       <w:r>
         <w:t>Honduras: 0,279 / 12 = 0,0233</w:t>
       </w:r>
     </w:p>
+    <w:p/>
     <w:p>
       <w:r>
         <w:t>Cuba: 0,987 / 20 = 0,0494</w:t>
       </w:r>
     </w:p>
+    <w:p/>
     <w:p>
       <w:r>
         <w:t>Bahamas: 66,7 / 12 = 5,56</w:t>
@@ -4120,7 +4375,7 @@
     <w:p/>
     <w:p>
       <w:r>
-        <w:t>CEM_Ampliado_UNA = R_reval_ampliada_UNA / σ_R_UNA = 18.600 / 12 = 1.550</w:t>
+        <w:t>CEM_Ampliado_UNA = R_reval_ampliada_UNA / σ_R_UNA = 46,2 / 12 = 3,85</w:t>
       </w:r>
     </w:p>
     <w:p/>
@@ -4147,41 +4402,49 @@
         <w:t>Canadá: 9,19 - 0,75 = 8,44</w:t>
       </w:r>
     </w:p>
+    <w:p/>
     <w:p>
       <w:r>
         <w:t>Estados Unidos: 4,26 - 1,00 = 3,26</w:t>
       </w:r>
     </w:p>
+    <w:p/>
     <w:p>
       <w:r>
         <w:t>México: 0,217 - 0,05 = 0,167</w:t>
       </w:r>
     </w:p>
+    <w:p/>
     <w:p>
       <w:r>
         <w:t>Belice: 2,27 - 1,00 = 1,27</w:t>
       </w:r>
     </w:p>
+    <w:p/>
     <w:p>
       <w:r>
         <w:t>Guatemala: 0,404 - 0,13 = 0,274</w:t>
       </w:r>
     </w:p>
+    <w:p/>
     <w:p>
       <w:r>
         <w:t>El Salvador: 9,54 - 1,00 = 8,54</w:t>
       </w:r>
     </w:p>
+    <w:p/>
     <w:p>
       <w:r>
         <w:t>Honduras: 0,095 - 0,04 = 0,055</w:t>
       </w:r>
     </w:p>
+    <w:p/>
     <w:p>
       <w:r>
         <w:t>Cuba: 0,438 - 0,04 = 0,398</w:t>
       </w:r>
     </w:p>
+    <w:p/>
     <w:p>
       <w:r>
         <w:t>Bahamas: 13,90 - 1,00 = 12,90</w:t>
@@ -4190,7 +4453,7 @@
     <w:p/>
     <w:p>
       <w:r>
-        <w:t>BVE_UNA = R_reval_ajustado_UNA - TC_Forex_UNA = 7,2 - 1,00 = 6,2</w:t>
+        <w:t>BVE_UNA = R_reval_ajustado_UNA - TC_Forex_UNA = 4,52 - 1,00 = 3,52</w:t>
       </w:r>
     </w:p>
     <w:p/>
@@ -4217,41 +4480,49 @@
         <w:t>Canadá: 9,19 / 1,129 = 8,14</w:t>
       </w:r>
     </w:p>
+    <w:p/>
     <w:p>
       <w:r>
         <w:t>Estados Unidos: 4,26 / (30.769.700/49.300.000) = 4,26 / 0,624 = 6,83</w:t>
       </w:r>
     </w:p>
+    <w:p/>
     <w:p>
       <w:r>
         <w:t>México: 0,217 / 0,126 = 1,72</w:t>
       </w:r>
     </w:p>
+    <w:p/>
     <w:p>
       <w:r>
         <w:t>Belice: 2,27 / 1,0 = 2,27</w:t>
       </w:r>
     </w:p>
+    <w:p/>
     <w:p>
       <w:r>
         <w:t>Guatemala: 0,404 / 0,276 = 1,46</w:t>
       </w:r>
     </w:p>
+    <w:p/>
     <w:p>
       <w:r>
         <w:t>El Salvador: 9,54 / 1,697 = 5,62</w:t>
       </w:r>
     </w:p>
+    <w:p/>
     <w:p>
       <w:r>
         <w:t>Honduras: 0,095 / 0,063 = 1,51</w:t>
       </w:r>
     </w:p>
+    <w:p/>
     <w:p>
       <w:r>
         <w:t>Cuba: 0,438 / 0,418 = 1,05</w:t>
       </w:r>
     </w:p>
+    <w:p/>
     <w:p>
       <w:r>
         <w:t>Bahamas: 13,90 / 2,192 = 6,34</w:t>
@@ -4260,7 +4531,7 @@
     <w:p/>
     <w:p>
       <w:r>
-        <w:t>CER_UNA = R_reval_ajustado_UNA / (PIB_UNA / M2_UNA) = 7,2 / 4,8 = 1,5</w:t>
+        <w:t>CER_UNA = R_reval_ajustado_UNA / (PIB_UNA / M2_UNA) = 4,52 / (32,699 / 51,818) = 7,16</w:t>
       </w:r>
     </w:p>
     <w:p/>
@@ -4287,41 +4558,49 @@
         <w:t>Canadá: (2.055.090 × 9,19) / 2.440.000 = 7,74</w:t>
       </w:r>
     </w:p>
+    <w:p/>
     <w:p>
       <w:r>
         <w:t>Estados Unidos: (49.300.000 × 4,26) / 40.050.000 = 5,24</w:t>
       </w:r>
     </w:p>
+    <w:p/>
     <w:p>
       <w:r>
         <w:t>México: (16.857.600 × 0,217) / 1.066.000 = 3,43</w:t>
       </w:r>
     </w:p>
+    <w:p/>
     <w:p>
       <w:r>
         <w:t>Belice: (3.450 × 2,27) / 1.500 = 5,22</w:t>
       </w:r>
     </w:p>
+    <w:p/>
     <w:p>
       <w:r>
         <w:t>Guatemala: (467.482 × 0,404) / 35.000 = 5,40</w:t>
       </w:r>
     </w:p>
+    <w:p/>
     <w:p>
       <w:r>
         <w:t>El Salvador: (23.472 × 9,54) / 34.865 = 6,42</w:t>
       </w:r>
     </w:p>
+    <w:p/>
     <w:p>
       <w:r>
         <w:t>Honduras: (663.415 × 0,095) / 18.454 = 3,41</w:t>
       </w:r>
     </w:p>
+    <w:p/>
     <w:p>
       <w:r>
         <w:t>Cuba: (312.400 × 0,438) / 4.795 = 28,5</w:t>
       </w:r>
     </w:p>
+    <w:p/>
     <w:p>
       <w:r>
         <w:t>Bahamas: (7.773 × 13,90) / 14.696 = 7,35</w:t>
@@ -4330,7 +4609,7 @@
     <w:p/>
     <w:p>
       <w:r>
-        <w:t>CAD_UNA = (M2_UNA × R_reval_ajustado_UNA) / Deuda_Pública_UNA = 0,015</w:t>
+        <w:t>CAD_UNA = (M2_UNA × R_reval_ajustado_UNA) / Deuda_Pública_UNA = (51,8 × 10^12 × 4,52) / 2,15 × 10^12 = 108,9</w:t>
       </w:r>
     </w:p>
     <w:p/>
@@ -4357,41 +4636,49 @@
         <w:t>Canadá: 9,19 / 0,025 = 368</w:t>
       </w:r>
     </w:p>
+    <w:p/>
     <w:p>
       <w:r>
         <w:t>Estados Unidos: 4,26 / 0,025 = 170</w:t>
       </w:r>
     </w:p>
+    <w:p/>
     <w:p>
       <w:r>
         <w:t>México: 0,217 / 0,045 = 4,82</w:t>
       </w:r>
     </w:p>
+    <w:p/>
     <w:p>
       <w:r>
         <w:t>Belice: 2,27 / 0,03 = 75,7</w:t>
       </w:r>
     </w:p>
+    <w:p/>
     <w:p>
       <w:r>
         <w:t>Guatemala: 0,404 / 0,035 = 11,5</w:t>
       </w:r>
     </w:p>
+    <w:p/>
     <w:p>
       <w:r>
         <w:t>El Salvador: 9,54 / 0,025 = 382</w:t>
       </w:r>
     </w:p>
+    <w:p/>
     <w:p>
       <w:r>
         <w:t>Honduras: 0,095 / 0,04 = 2,38</w:t>
       </w:r>
     </w:p>
+    <w:p/>
     <w:p>
       <w:r>
         <w:t>Cuba: 0,438 / 0,35 = 1,25</w:t>
       </w:r>
     </w:p>
+    <w:p/>
     <w:p>
       <w:r>
         <w:t>Bahamas: 13,90 / 0,025 = 556</w:t>
@@ -4400,7 +4687,7 @@
     <w:p/>
     <w:p>
       <w:r>
-        <w:t>IPAR_UNA = R_reval_ajustado_UNA / IPC_UNA = 7,2 / 0,07 = 103</w:t>
+        <w:t>IPAR_UNA = R_reval_ajustado_UNA / IPC_UNA = 4,52 / 0,07 = 64,6</w:t>
       </w:r>
     </w:p>
     <w:p/>
@@ -4427,41 +4714,49 @@
         <w:t>Canadá: (9,19 - 1) × 100 = 819%</w:t>
       </w:r>
     </w:p>
+    <w:p/>
     <w:p>
       <w:r>
         <w:t>Estados Unidos: (4,26 - 1) × 100 = 326%</w:t>
       </w:r>
     </w:p>
+    <w:p/>
     <w:p>
       <w:r>
         <w:t>México: (0,217 - 1) × 100 = -78,3%</w:t>
       </w:r>
     </w:p>
+    <w:p/>
     <w:p>
       <w:r>
         <w:t>Belice: (2,27 - 1) × 100 = 127%</w:t>
       </w:r>
     </w:p>
+    <w:p/>
     <w:p>
       <w:r>
         <w:t>Guatemala: (0,404 - 1) × 100 = -59,6%</w:t>
       </w:r>
     </w:p>
+    <w:p/>
     <w:p>
       <w:r>
         <w:t>El Salvador: (9,54 - 1) × 100 = 854%</w:t>
       </w:r>
     </w:p>
+    <w:p/>
     <w:p>
       <w:r>
         <w:t>Honduras: (0,095 - 1) × 100 = -90,5%</w:t>
       </w:r>
     </w:p>
+    <w:p/>
     <w:p>
       <w:r>
         <w:t>Cuba: (0,438 - 1) × 100 = -56,2%</w:t>
       </w:r>
     </w:p>
+    <w:p/>
     <w:p>
       <w:r>
         <w:t>Bahamas: (13,90 - 1) × 100 = 1.290%</w:t>
@@ -4470,7 +4765,7 @@
     <w:p/>
     <w:p>
       <w:r>
-        <w:t>MRP_UNA = (R_reval_ajustado_UNA - 1) × 100 = (7,2 - 1) × 100 = 620%</w:t>
+        <w:t>MRP_UNA = (R_reval_ajustado_UNA - 1) × 100 = (4,52 - 1) × 100 = 352%</w:t>
       </w:r>
     </w:p>
     <w:p/>
@@ -4497,41 +4792,49 @@
         <w:t>Canadá: 9,19 / 0,75 = 12,25</w:t>
       </w:r>
     </w:p>
+    <w:p/>
     <w:p>
       <w:r>
         <w:t>Estados Unidos: 4,26 / 1,00 = 4,26</w:t>
       </w:r>
     </w:p>
+    <w:p/>
     <w:p>
       <w:r>
         <w:t>México: 0,217 / 0,05 = 4,34</w:t>
       </w:r>
     </w:p>
+    <w:p/>
     <w:p>
       <w:r>
         <w:t>Belice: 2,27 / 1,00 = 2,27</w:t>
       </w:r>
     </w:p>
+    <w:p/>
     <w:p>
       <w:r>
         <w:t>Guatemala: 0,404 / 0,13 = 3,11</w:t>
       </w:r>
     </w:p>
+    <w:p/>
     <w:p>
       <w:r>
         <w:t>El Salvador: 9,54 / 1,00 = 9,54</w:t>
       </w:r>
     </w:p>
+    <w:p/>
     <w:p>
       <w:r>
         <w:t>Honduras: 0,095 / 0,04 = 2,38</w:t>
       </w:r>
     </w:p>
+    <w:p/>
     <w:p>
       <w:r>
         <w:t>Cuba: 0,438 / 0,04 = 10,95</w:t>
       </w:r>
     </w:p>
+    <w:p/>
     <w:p>
       <w:r>
         <w:t>Bahamas: 13,90 / 1,00 = 13,90</w:t>
@@ -4540,7 +4843,7 @@
     <w:p/>
     <w:p>
       <w:r>
-        <w:t>FSE_UNA = R_reval_ajustado_UNA / TC_Forex_UNA = 7,2 / 1,00 = 7,2</w:t>
+        <w:t>FSE_UNA = R_reval_ajustado_UNA / TC_Forex_UNA = 4,52 / 1,00 = 4,52</w:t>
       </w:r>
     </w:p>
     <w:p/>
@@ -4567,41 +4870,49 @@
         <w:t>Canadá: (2.055.090 × 9,19) / 300.000.000.000.000 = 6,30 × 10^-8</w:t>
       </w:r>
     </w:p>
+    <w:p/>
     <w:p>
       <w:r>
         <w:t>Estados Unidos: (49.300.000 × 4,26) / 300.000.000.000.000 = 7,00 × 10^-7</w:t>
       </w:r>
     </w:p>
+    <w:p/>
     <w:p>
       <w:r>
         <w:t>México: (16.857.600 × 0,217) / 300.000.000.000.000 = 1,22 × 10^-8</w:t>
       </w:r>
     </w:p>
+    <w:p/>
     <w:p>
       <w:r>
         <w:t>Belice: (3.450 × 2,27) / 300.000.000.000.000 = 2,61 × 10^-11</w:t>
       </w:r>
     </w:p>
+    <w:p/>
     <w:p>
       <w:r>
         <w:t>Guatemala: (467.482 × 0,404) / 300.000.000.000.000 = 6,30 × 10^-10</w:t>
       </w:r>
     </w:p>
+    <w:p/>
     <w:p>
       <w:r>
         <w:t>El Salvador: (23.472 × 9,54) / 300.000.000.000.000 = 7,47 × 10^-10</w:t>
       </w:r>
     </w:p>
+    <w:p/>
     <w:p>
       <w:r>
         <w:t>Honduras: (663.415 × 0,095) / 300.000.000.000.000 = 2,10 × 10^-10</w:t>
       </w:r>
     </w:p>
+    <w:p/>
     <w:p>
       <w:r>
         <w:t>Cuba: (312.400 × 0,438) / 300.000.000.000.000 = 4,56 × 10^-10</w:t>
       </w:r>
     </w:p>
+    <w:p/>
     <w:p>
       <w:r>
         <w:t>Bahamas: (7.773 × 13,90) / 300.000.000.000.000 = 3,60 × 10^-10</w:t>
@@ -4610,7 +4921,7 @@
     <w:p/>
     <w:p>
       <w:r>
-        <w:t>CPDM_UNA = (M2_UNA × R_reval_ajustado_UNA) / Deuda_Mundial = 0,0002</w:t>
+        <w:t>CPDM_UNA = (M2_UNA × R_reval_ajustado_UNA) / Deuda_Mundial = (51,8 × 10^12 × 4,52) / 300 × 10^12 = 0,781</w:t>
       </w:r>
     </w:p>
     <w:p/>
@@ -4637,41 +4948,49 @@
         <w:t>Canadá: 9,19 / 10 = 0,919</w:t>
       </w:r>
     </w:p>
+    <w:p/>
     <w:p>
       <w:r>
         <w:t>Estados Unidos: 4,26 / 5 = 0,852</w:t>
       </w:r>
     </w:p>
+    <w:p/>
     <w:p>
       <w:r>
         <w:t>México: 0,217 / 15 = 0,0145</w:t>
       </w:r>
     </w:p>
+    <w:p/>
     <w:p>
       <w:r>
         <w:t>Belice: 2,27 / 12 = 0,189</w:t>
       </w:r>
     </w:p>
+    <w:p/>
     <w:p>
       <w:r>
         <w:t>Guatemala: 0,404 / 12 = 0,0337</w:t>
       </w:r>
     </w:p>
+    <w:p/>
     <w:p>
       <w:r>
         <w:t>El Salvador: 9,54 / 12 = 0,795</w:t>
       </w:r>
     </w:p>
+    <w:p/>
     <w:p>
       <w:r>
         <w:t>Honduras: 0,095 / 12 = 0,00792</w:t>
       </w:r>
     </w:p>
+    <w:p/>
     <w:p>
       <w:r>
         <w:t>Cuba: 0,438 / 20 = 0,0219</w:t>
       </w:r>
     </w:p>
+    <w:p/>
     <w:p>
       <w:r>
         <w:t>Bahamas: 13,90 / 12 = 1,158</w:t>
@@ -4680,7 +4999,7 @@
     <w:p/>
     <w:p>
       <w:r>
-        <w:t>CEM_UNA = R_reval_ajustado_UNA / σ_R_UNA = 7,2 / 12 = 0,6</w:t>
+        <w:t>CEM_UNA = R_reval_ajustado_UNA / σ_R_UNA = 4,52 / 12 = 0,377</w:t>
       </w:r>
     </w:p>
     <w:p/>
@@ -4707,41 +5026,49 @@
         <w:t>Canadá: 9,19 / 0,012 = 766</w:t>
       </w:r>
     </w:p>
+    <w:p/>
     <w:p>
       <w:r>
         <w:t>Estados Unidos: 4,26 / 0,0012 = 3.550</w:t>
       </w:r>
     </w:p>
+    <w:p/>
     <w:p>
       <w:r>
         <w:t>México: 0,217 / 0,035 = 6,20</w:t>
       </w:r>
     </w:p>
+    <w:p/>
     <w:p>
       <w:r>
         <w:t>Belice: 2,27 / 0,04 = 56,8</w:t>
       </w:r>
     </w:p>
+    <w:p/>
     <w:p>
       <w:r>
         <w:t>Guatemala: 0,404 / 0,025 = 16,2</w:t>
       </w:r>
     </w:p>
+    <w:p/>
     <w:p>
       <w:r>
         <w:t>El Salvador: 9,54 / 0,03 = 318</w:t>
       </w:r>
     </w:p>
+    <w:p/>
     <w:p>
       <w:r>
         <w:t>Honduras: 0,095 / 0,035 = 2,71</w:t>
       </w:r>
     </w:p>
+    <w:p/>
     <w:p>
       <w:r>
         <w:t>Cuba: 0,438 / 0,08 = 5,48</w:t>
       </w:r>
     </w:p>
+    <w:p/>
     <w:p>
       <w:r>
         <w:t>Bahamas: 13,90 / 0,025 = 556</w:t>
@@ -4750,7 +5077,7 @@
     <w:p/>
     <w:p>
       <w:r>
-        <w:t>ICM_UNA = R_reval_ajustado_UNA / ρ_soberano_UNA = 7,2 / 0,035 = 206</w:t>
+        <w:t>ICM_UNA = R_reval_ajustado_UNA / ρ_soberano_UNA = 4,52 / 0,035 = 129,1</w:t>
       </w:r>
     </w:p>
     <w:p/>
@@ -4813,41 +5140,49 @@
         <w:t>Canadá: 1,045 / 1,012 = 1,033</w:t>
       </w:r>
     </w:p>
+    <w:p/>
     <w:p>
       <w:r>
         <w:t>Estados Unidos: 1,0475 / 1,0012 = 1,046</w:t>
       </w:r>
     </w:p>
+    <w:p/>
     <w:p>
       <w:r>
         <w:t>México: 1,10 / 1,035 = 1,063</w:t>
       </w:r>
     </w:p>
+    <w:p/>
     <w:p>
       <w:r>
         <w:t>Belice: 1,06 / 1,04 = 1,019</w:t>
       </w:r>
     </w:p>
+    <w:p/>
     <w:p>
       <w:r>
         <w:t>Guatemala: 1,07 / 1,025 = 1,044</w:t>
       </w:r>
     </w:p>
+    <w:p/>
     <w:p>
       <w:r>
         <w:t>El Salvador: 1,036 / 1,03 = 1,006</w:t>
       </w:r>
     </w:p>
+    <w:p/>
     <w:p>
       <w:r>
         <w:t>Honduras: 1,08 / 1,035 = 1,043</w:t>
       </w:r>
     </w:p>
+    <w:p/>
     <w:p>
       <w:r>
         <w:t>Cuba: 1,05 / 1,08 = 0,972</w:t>
       </w:r>
     </w:p>
+    <w:p/>
     <w:p>
       <w:r>
         <w:t>Bahamas: 1,045 / 1,025 = 1,020</w:t>
@@ -4883,41 +5218,49 @@
         <w:t>Canadá: 1,017 / 1,012 = 1,005</w:t>
       </w:r>
     </w:p>
+    <w:p/>
     <w:p>
       <w:r>
         <w:t>Estados Unidos: 1,023 / 1,0012 = 1,022</w:t>
       </w:r>
     </w:p>
+    <w:p/>
     <w:p>
       <w:r>
         <w:t>México: 1,006 / 1,035 = 0,972</w:t>
       </w:r>
     </w:p>
+    <w:p/>
     <w:p>
       <w:r>
         <w:t>Belice: 1,027 / 1,04 = 0,988</w:t>
       </w:r>
     </w:p>
+    <w:p/>
     <w:p>
       <w:r>
         <w:t>Guatemala: 1,041 / 1,025 = 1,016</w:t>
       </w:r>
     </w:p>
+    <w:p/>
     <w:p>
       <w:r>
         <w:t>El Salvador: 1,039 / 1,03 = 1,009</w:t>
       </w:r>
     </w:p>
+    <w:p/>
     <w:p>
       <w:r>
         <w:t>Honduras: 1,037 / 1,035 = 1,002</w:t>
       </w:r>
     </w:p>
+    <w:p/>
     <w:p>
       <w:r>
         <w:t>Cuba: 1,03 / 1,08 = 0,954</w:t>
       </w:r>
     </w:p>
+    <w:p/>
     <w:p>
       <w:r>
         <w:t>Bahamas: 1,028 / 1,025 = 1,003</w:t>
@@ -4953,41 +5296,49 @@
         <w:t>Canadá: 1,017 / (0,04 + 0,012) = 19,56</w:t>
       </w:r>
     </w:p>
+    <w:p/>
     <w:p>
       <w:r>
         <w:t>Estados Unidos: 1,023 / (0,0475 + 0,0012) = 21,01</w:t>
       </w:r>
     </w:p>
+    <w:p/>
     <w:p>
       <w:r>
         <w:t>México: 1,006 / (0,10 + 0,035) = 7,45</w:t>
       </w:r>
     </w:p>
+    <w:p/>
     <w:p>
       <w:r>
         <w:t>Belice: 1,027 / (0,06 + 0,04) = 10,27</w:t>
       </w:r>
     </w:p>
+    <w:p/>
     <w:p>
       <w:r>
         <w:t>Guatemala: 1,041 / (0,07 + 0,025) = 10,96</w:t>
       </w:r>
     </w:p>
+    <w:p/>
     <w:p>
       <w:r>
         <w:t>El Salvador: 1,039 / (0,036 + 0,03) = 15,74</w:t>
       </w:r>
     </w:p>
+    <w:p/>
     <w:p>
       <w:r>
         <w:t>Honduras: 1,037 / (0,08 + 0,035) = 9,02</w:t>
       </w:r>
     </w:p>
+    <w:p/>
     <w:p>
       <w:r>
         <w:t>Cuba: 1,03 / (0,05 + 0,08) = 7,92</w:t>
       </w:r>
     </w:p>
+    <w:p/>
     <w:p>
       <w:r>
         <w:t>Bahamas: 1,028 / (0,045 + 0,025) = 14,69</w:t>
@@ -5023,41 +5374,49 @@
         <w:t>Canadá: 1,025 / 1,04 = 0,986</w:t>
       </w:r>
     </w:p>
+    <w:p/>
     <w:p>
       <w:r>
         <w:t>Estados Unidos: 1,025 / 1,0475 = 0,979</w:t>
       </w:r>
     </w:p>
+    <w:p/>
     <w:p>
       <w:r>
         <w:t>México: 1,045 / 1,10 = 0,950</w:t>
       </w:r>
     </w:p>
+    <w:p/>
     <w:p>
       <w:r>
         <w:t>Belice: 1,03 / 1,06 = 0,972</w:t>
       </w:r>
     </w:p>
+    <w:p/>
     <w:p>
       <w:r>
         <w:t>Guatemala: 1,035 / 1,07 = 0,967</w:t>
       </w:r>
     </w:p>
+    <w:p/>
     <w:p>
       <w:r>
         <w:t>El Salvador: 1,025 / 1,036 = 0,989</w:t>
       </w:r>
     </w:p>
+    <w:p/>
     <w:p>
       <w:r>
         <w:t>Honduras: 1,04 / 1,08 = 0,963</w:t>
       </w:r>
     </w:p>
+    <w:p/>
     <w:p>
       <w:r>
         <w:t>Cuba: 1,35 / 1,05 = 1,286</w:t>
       </w:r>
     </w:p>
+    <w:p/>
     <w:p>
       <w:r>
         <w:t>Bahamas: 1,025 / 1,045 = 0,981</w:t>
@@ -5093,41 +5452,49 @@
         <w:t>Canadá: 0,012 × 1,025 / 1,017 = 0,0121</w:t>
       </w:r>
     </w:p>
+    <w:p/>
     <w:p>
       <w:r>
         <w:t>Estados Unidos: 0,0012 × 1,025 / 1,023 = 0,00120</w:t>
       </w:r>
     </w:p>
+    <w:p/>
     <w:p>
       <w:r>
         <w:t>México: 0,035 × 1,045 / 1,006 = 0,0364</w:t>
       </w:r>
     </w:p>
+    <w:p/>
     <w:p>
       <w:r>
         <w:t>Belice: 0,04 × 1,03 / 1,027 = 0,0401</w:t>
       </w:r>
     </w:p>
+    <w:p/>
     <w:p>
       <w:r>
         <w:t>Guatemala: 0,025 × 1,035 / 1,041 = 0,0249</w:t>
       </w:r>
     </w:p>
+    <w:p/>
     <w:p>
       <w:r>
         <w:t>El Salvador: 0,03 × 1,025 / 1,039 = 0,0296</w:t>
       </w:r>
     </w:p>
+    <w:p/>
     <w:p>
       <w:r>
         <w:t>Honduras: 0,035 × 1,04 / 1,037 = 0,0351</w:t>
       </w:r>
     </w:p>
+    <w:p/>
     <w:p>
       <w:r>
         <w:t>Cuba: 0,08 × 1,35 / 1,03 = 0,1049</w:t>
       </w:r>
     </w:p>
+    <w:p/>
     <w:p>
       <w:r>
         <w:t>Bahamas: 0,025 × 1,025 / 1,028 = 0,0249</w:t>
@@ -5163,41 +5530,49 @@
         <w:t>Canadá: 1,04 / (1,035 × 1,012) = 0,993</w:t>
       </w:r>
     </w:p>
+    <w:p/>
     <w:p>
       <w:r>
         <w:t>Estados Unidos: 1,0475 / (1,035 × 1,0012) = 1,011</w:t>
       </w:r>
     </w:p>
+    <w:p/>
     <w:p>
       <w:r>
         <w:t>México: 1,10 / (1,035 × 1,035) = 1,027</w:t>
       </w:r>
     </w:p>
+    <w:p/>
     <w:p>
       <w:r>
         <w:t>Belice: 1,06 / (1,035 × 1,04) = 0,985</w:t>
       </w:r>
     </w:p>
+    <w:p/>
     <w:p>
       <w:r>
         <w:t>Guatemala: 1,07 / (1,035 × 1,025) = 1,008</w:t>
       </w:r>
     </w:p>
+    <w:p/>
     <w:p>
       <w:r>
         <w:t>El Salvador: 1,036 / (1,035 × 1,03) = 0,972</w:t>
       </w:r>
     </w:p>
+    <w:p/>
     <w:p>
       <w:r>
         <w:t>Honduras: 1,08 / (1,035 × 1,035) = 1,008</w:t>
       </w:r>
     </w:p>
+    <w:p/>
     <w:p>
       <w:r>
         <w:t>Cuba: 1,05 / (1,035 × 1,08) = 0,939</w:t>
       </w:r>
     </w:p>
+    <w:p/>
     <w:p>
       <w:r>
         <w:t>Bahamas: 1,045 / (1,035 × 1,025) = 0,985</w:t>
@@ -5233,41 +5608,49 @@
         <w:t>Canadá: 1,017 / 1,025 = 0,992</w:t>
       </w:r>
     </w:p>
+    <w:p/>
     <w:p>
       <w:r>
         <w:t>Estados Unidos: 1,023 / 1,025 = 0,998</w:t>
       </w:r>
     </w:p>
+    <w:p/>
     <w:p>
       <w:r>
         <w:t>México: 1,006 / 1,045 = 0,963</w:t>
       </w:r>
     </w:p>
+    <w:p/>
     <w:p>
       <w:r>
         <w:t>Belice: 1,027 / 1,03 = 0,997</w:t>
       </w:r>
     </w:p>
+    <w:p/>
     <w:p>
       <w:r>
         <w:t>Guatemala: 1,041 / 1,035 = 1,006</w:t>
       </w:r>
     </w:p>
+    <w:p/>
     <w:p>
       <w:r>
         <w:t>El Salvador: 1,039 / 1,025 = 1,014</w:t>
       </w:r>
     </w:p>
+    <w:p/>
     <w:p>
       <w:r>
         <w:t>Honduras: 1,037 / 1,04 = 0,997</w:t>
       </w:r>
     </w:p>
+    <w:p/>
     <w:p>
       <w:r>
         <w:t>Cuba: 1,03 / 1,35 = 0,763</w:t>
       </w:r>
     </w:p>
+    <w:p/>
     <w:p>
       <w:r>
         <w:t>Bahamas: 1,028 / 1,025 = 1,003</w:t>
@@ -5303,41 +5686,49 @@
         <w:t>Canadá: 1,017 / 1,04 = 0,978</w:t>
       </w:r>
     </w:p>
+    <w:p/>
     <w:p>
       <w:r>
         <w:t>Estados Unidos: 1,023 / 1,0475 = 0,977</w:t>
       </w:r>
     </w:p>
+    <w:p/>
     <w:p>
       <w:r>
         <w:t>México: 1,006 / 1,10 = 0,915</w:t>
       </w:r>
     </w:p>
+    <w:p/>
     <w:p>
       <w:r>
         <w:t>Belice: 1,027 / 1,06 = 0,969</w:t>
       </w:r>
     </w:p>
+    <w:p/>
     <w:p>
       <w:r>
         <w:t>Guatemala: 1,041 / 1,07 = 0,973</w:t>
       </w:r>
     </w:p>
+    <w:p/>
     <w:p>
       <w:r>
         <w:t>El Salvador: 1,039 / 1,036 = 1,003</w:t>
       </w:r>
     </w:p>
+    <w:p/>
     <w:p>
       <w:r>
         <w:t>Honduras: 1,037 / 1,08 = 0,960</w:t>
       </w:r>
     </w:p>
+    <w:p/>
     <w:p>
       <w:r>
         <w:t>Cuba: 1,03 / 1,05 = 0,981</w:t>
       </w:r>
     </w:p>
+    <w:p/>
     <w:p>
       <w:r>
         <w:t>Bahamas: 1,028 / 1,045 = 0,984</w:t>
@@ -5373,41 +5764,49 @@
         <w:t>Canadá: 0,012 × 1,025 / 1,04 = 0,0118</w:t>
       </w:r>
     </w:p>
+    <w:p/>
     <w:p>
       <w:r>
         <w:t>Estados Unidos: 0,0012 × 1,025 / 1,0475 = 0,00117</w:t>
       </w:r>
     </w:p>
+    <w:p/>
     <w:p>
       <w:r>
         <w:t>México: 0,035 × 1,045 / 1,10 = 0,0333</w:t>
       </w:r>
     </w:p>
+    <w:p/>
     <w:p>
       <w:r>
         <w:t>Belice: 0,04 × 1,03 / 1,06 = 0,0389</w:t>
       </w:r>
     </w:p>
+    <w:p/>
     <w:p>
       <w:r>
         <w:t>Guatemala: 0,025 × 1,035 / 1,07 = 0,0242</w:t>
       </w:r>
     </w:p>
+    <w:p/>
     <w:p>
       <w:r>
         <w:t>El Salvador: 0,03 × 1,025 / 1,036 = 0,0297</w:t>
       </w:r>
     </w:p>
+    <w:p/>
     <w:p>
       <w:r>
         <w:t>Honduras: 0,035 × 1,04 / 1,08 = 0,0337</w:t>
       </w:r>
     </w:p>
+    <w:p/>
     <w:p>
       <w:r>
         <w:t>Cuba: 0,08 × 1,35 / 1,05 = 0,1029</w:t>
       </w:r>
     </w:p>
+    <w:p/>
     <w:p>
       <w:r>
         <w:t>Bahamas: 0,025 × 1,025 / 1,045 = 0,0245</w:t>
@@ -5443,41 +5842,49 @@
         <w:t>Canadá: 1 / 1,012 = 0,988</w:t>
       </w:r>
     </w:p>
+    <w:p/>
     <w:p>
       <w:r>
         <w:t>Estados Unidos: 1 / 1,0012 = 0,999</w:t>
       </w:r>
     </w:p>
+    <w:p/>
     <w:p>
       <w:r>
         <w:t>México: 1 / 1,035 = 0,966</w:t>
       </w:r>
     </w:p>
+    <w:p/>
     <w:p>
       <w:r>
         <w:t>Belice: 1 / 1,04 = 0,962</w:t>
       </w:r>
     </w:p>
+    <w:p/>
     <w:p>
       <w:r>
         <w:t>Guatemala: 1 / 1,025 = 0,976</w:t>
       </w:r>
     </w:p>
+    <w:p/>
     <w:p>
       <w:r>
         <w:t>El Salvador: 1 / 1,03 = 0,971</w:t>
       </w:r>
     </w:p>
+    <w:p/>
     <w:p>
       <w:r>
         <w:t>Honduras: 1 / 1,035 = 0,966</w:t>
       </w:r>
     </w:p>
+    <w:p/>
     <w:p>
       <w:r>
         <w:t>Cuba: 1 / 1,08 = 0,926</w:t>
       </w:r>
     </w:p>
+    <w:p/>
     <w:p>
       <w:r>
         <w:t>Bahamas: 1 / 1,025 = 0,976</w:t>
@@ -5510,47 +5917,55 @@
     <w:p/>
     <w:p>
       <w:r>
-        <w:t>Canadá: 1,017 / (1,025 × 1,012) = 1,017 / 1,037 = 0,981</w:t>
-      </w:r>
-    </w:p>
-    <w:p>
-      <w:r>
-        <w:t>Estados Unidos: 1,023 / (1,025 × 1,0012) = 1,023 / 1,026 = 0,997</w:t>
-      </w:r>
-    </w:p>
-    <w:p>
-      <w:r>
-        <w:t>México: 1,006 / (1,045 × 1,035) = 1,006 / 1,082 = 0,930</w:t>
-      </w:r>
-    </w:p>
-    <w:p>
-      <w:r>
-        <w:t>Belice: 1,027 / (1,03 × 1,04) = 1,027 / 1,071 = 0,959</w:t>
-      </w:r>
-    </w:p>
-    <w:p>
-      <w:r>
-        <w:t>Guatemala: 1,041 / (1,035 × 1,025) = 1,041 / 1,061 = 0,981</w:t>
-      </w:r>
-    </w:p>
-    <w:p>
-      <w:r>
-        <w:t>El Salvador: 1,039 / (1,025 × 1,03) = 1,039 / 1,056 = 0,984</w:t>
-      </w:r>
-    </w:p>
-    <w:p>
-      <w:r>
-        <w:t>Honduras: 1,037 / (1,04 × 1,035) = 1,037 / 1,076 = 0,964</w:t>
-      </w:r>
-    </w:p>
-    <w:p>
-      <w:r>
-        <w:t>Cuba: 1,03 / (1,35 × 1,08) = 1,03 / 1,458 = 0,706</w:t>
-      </w:r>
-    </w:p>
-    <w:p>
-      <w:r>
-        <w:t>Bahamas: 1,028 / (1,025 × 1,025) = 1,028 / 1,051 = 0,978</w:t>
+        <w:t>Canadá: 1,017 / (1,025 × 1,012) = 0,981</w:t>
+      </w:r>
+    </w:p>
+    <w:p/>
+    <w:p>
+      <w:r>
+        <w:t>Estados Unidos: 1,023 / (1,025 × 1,0012) = 0,997</w:t>
+      </w:r>
+    </w:p>
+    <w:p/>
+    <w:p>
+      <w:r>
+        <w:t>México: 1,006 / (1,045 × 1,035) = 0,930</w:t>
+      </w:r>
+    </w:p>
+    <w:p/>
+    <w:p>
+      <w:r>
+        <w:t>Belice: 1,027 / (1,03 × 1,04) = 0,959</w:t>
+      </w:r>
+    </w:p>
+    <w:p/>
+    <w:p>
+      <w:r>
+        <w:t>Guatemala: 1,041 / (1,035 × 1,025) = 0,981</w:t>
+      </w:r>
+    </w:p>
+    <w:p/>
+    <w:p>
+      <w:r>
+        <w:t>El Salvador: 1,039 / (1,025 × 1,03) = 0,984</w:t>
+      </w:r>
+    </w:p>
+    <w:p/>
+    <w:p>
+      <w:r>
+        <w:t>Honduras: 1,037 / (1,04 × 1,035) = 0,964</w:t>
+      </w:r>
+    </w:p>
+    <w:p/>
+    <w:p>
+      <w:r>
+        <w:t>Cuba: 1,03 / (1,35 × 1,08) = 0,706</w:t>
+      </w:r>
+    </w:p>
+    <w:p/>
+    <w:p>
+      <w:r>
+        <w:t>Bahamas: 1,028 / (1,025 × 1,025) = 0,978</w:t>
       </w:r>
     </w:p>
     <w:p/>
@@ -5583,41 +5998,49 @@
         <w:t>Canadá: (0,04 + 0,012) / 1,017 = 0,0511</w:t>
       </w:r>
     </w:p>
+    <w:p/>
     <w:p>
       <w:r>
         <w:t>Estados Unidos: (0,0475 + 0,0012) / 1,023 = 0,0476</w:t>
       </w:r>
     </w:p>
+    <w:p/>
     <w:p>
       <w:r>
         <w:t>México: (0,10 + 0,035) / 1,006 = 0,1342</w:t>
       </w:r>
     </w:p>
+    <w:p/>
     <w:p>
       <w:r>
         <w:t>Belice: (0,06 + 0,04) / 1,027 = 0,0974</w:t>
       </w:r>
     </w:p>
+    <w:p/>
     <w:p>
       <w:r>
         <w:t>Guatemala: (0,07 + 0,025) / 1,041 = 0,0913</w:t>
       </w:r>
     </w:p>
+    <w:p/>
     <w:p>
       <w:r>
         <w:t>El Salvador: (0,036 + 0,03) / 1,039 = 0,0635</w:t>
       </w:r>
     </w:p>
+    <w:p/>
     <w:p>
       <w:r>
         <w:t>Honduras: (0,08 + 0,035) / 1,037 = 0,1109</w:t>
       </w:r>
     </w:p>
+    <w:p/>
     <w:p>
       <w:r>
         <w:t>Cuba: (0,05 + 0,08) / 1,03 = 0,1262</w:t>
       </w:r>
     </w:p>
+    <w:p/>
     <w:p>
       <w:r>
         <w:t>Bahamas: (0,045 + 0,025) / 1,028 = 0,0681</w:t>
@@ -5653,41 +6076,49 @@
         <w:t>Canadá: 1,04 / (1,035 × 1,025) = 0,980</w:t>
       </w:r>
     </w:p>
+    <w:p/>
     <w:p>
       <w:r>
         <w:t>Estados Unidos: 1,0475 / (1,035 × 1,025) = 0,987</w:t>
       </w:r>
     </w:p>
+    <w:p/>
     <w:p>
       <w:r>
         <w:t>México: 1,10 / (1,035 × 1,045) = 1,017</w:t>
       </w:r>
     </w:p>
+    <w:p/>
     <w:p>
       <w:r>
         <w:t>Belice: 1,06 / (1,035 × 1,03) = 0,994</w:t>
       </w:r>
     </w:p>
+    <w:p/>
     <w:p>
       <w:r>
         <w:t>Guatemala: 1,07 / (1,035 × 1,035) = 0,999</w:t>
       </w:r>
     </w:p>
+    <w:p/>
     <w:p>
       <w:r>
         <w:t>El Salvador: 1,036 / (1,035 × 1,025) = 0,977</w:t>
       </w:r>
     </w:p>
+    <w:p/>
     <w:p>
       <w:r>
         <w:t>Honduras: 1,08 / (1,035 × 1,04) = 1,004</w:t>
       </w:r>
     </w:p>
+    <w:p/>
     <w:p>
       <w:r>
         <w:t>Cuba: 1,05 / (1,035 × 1,35) = 0,751</w:t>
       </w:r>
     </w:p>
+    <w:p/>
     <w:p>
       <w:r>
         <w:t>Bahamas: 1,045 / (1,035 × 1,025) = 0,985</w:t>
@@ -5723,41 +6154,49 @@
         <w:t>Canadá: 1,02 / 3,11 = 0,328</w:t>
       </w:r>
     </w:p>
+    <w:p/>
     <w:p>
       <w:r>
         <w:t>Estados Unidos: 1,013 / 1,34 = 0,756</w:t>
       </w:r>
     </w:p>
+    <w:p/>
     <w:p>
       <w:r>
         <w:t>México: 1,05 / 0,136 = 7,72</w:t>
       </w:r>
     </w:p>
+    <w:p/>
     <w:p>
       <w:r>
         <w:t>Belice: 1,00 / 1,145 = 0,873</w:t>
       </w:r>
     </w:p>
+    <w:p/>
     <w:p>
       <w:r>
         <w:t>Guatemala: 1,04 / 0,296 = 3,51</w:t>
       </w:r>
     </w:p>
+    <w:p/>
     <w:p>
       <w:r>
         <w:t>El Salvador: 1,03 / 2,49 = 0,414</w:t>
       </w:r>
     </w:p>
+    <w:p/>
     <w:p>
       <w:r>
         <w:t>Honduras: 1,02 / 0,065 = 15,69</w:t>
       </w:r>
     </w:p>
+    <w:p/>
     <w:p>
       <w:r>
         <w:t>Cuba: 0,98 / 0,416 = 2,36</w:t>
       </w:r>
     </w:p>
+    <w:p/>
     <w:p>
       <w:r>
         <w:t>Bahamas: 1,00 / 3,32 = 0,301</w:t>
@@ -5766,7 +6205,7 @@
     <w:p/>
     <w:p>
       <w:r>
-        <w:t>MC_UNA = Φ_UNA / R_reval_sin_deuda_UNA = 0,95 / 4,8 = 0,198</w:t>
+        <w:t>MC_UNA = Φ_UNA / R_reval_sin_deuda_UNA = 1,01 / 1,43 = 0,706</w:t>
       </w:r>
     </w:p>
     <w:p/>
@@ -5793,41 +6232,49 @@
         <w:t>Canadá: 1,017 / (1,025 × 1,02) = 0,973</w:t>
       </w:r>
     </w:p>
+    <w:p/>
     <w:p>
       <w:r>
         <w:t>Estados Unidos: 1,023 / (1,025 × 1,013) = 0,985</w:t>
       </w:r>
     </w:p>
+    <w:p/>
     <w:p>
       <w:r>
         <w:t>México: 1,006 / (1,045 × 1,05) = 0,917</w:t>
       </w:r>
     </w:p>
+    <w:p/>
     <w:p>
       <w:r>
         <w:t>Belice: 1,027 / (1,03 × 1,00) = 0,997</w:t>
       </w:r>
     </w:p>
+    <w:p/>
     <w:p>
       <w:r>
         <w:t>Guatemala: 1,041 / (1,035 × 1,04) = 0,967</w:t>
       </w:r>
     </w:p>
+    <w:p/>
     <w:p>
       <w:r>
         <w:t>El Salvador: 1,039 / (1,025 × 1,03) = 0,984</w:t>
       </w:r>
     </w:p>
+    <w:p/>
     <w:p>
       <w:r>
         <w:t>Honduras: 1,037 / (1,04 × 1,02) = 0,978</w:t>
       </w:r>
     </w:p>
+    <w:p/>
     <w:p>
       <w:r>
         <w:t>Cuba: 1,03 / (1,35 × 0,98) = 0,779</w:t>
       </w:r>
     </w:p>
+    <w:p/>
     <w:p>
       <w:r>
         <w:t>Bahamas: 1,028 / (1,025 × 1,00) = 1,003</w:t>
@@ -5836,7 +6283,7 @@
     <w:p/>
     <w:p>
       <w:r>
-        <w:t>ISE_UNA = (1 + g_real_UNA) / ((1 + π_UNA) × Φ_UNA) = (1,025) / (1,035 × 0,95) = 1,043</w:t>
+        <w:t>ISE_UNA = (1 + g_real_UNA) / ((1 + π_UNA) × Φ_UNA) = (1,025) / (1,035 × 1,01) = 0,981</w:t>
       </w:r>
     </w:p>
     <w:p/>
@@ -5863,41 +6310,49 @@
         <w:t>Canadá: 0,012 / 1,02 = 0,0118</w:t>
       </w:r>
     </w:p>
+    <w:p/>
     <w:p>
       <w:r>
         <w:t>Estados Unidos: 0,0012 / 1,013 = 0,00118</w:t>
       </w:r>
     </w:p>
+    <w:p/>
     <w:p>
       <w:r>
         <w:t>México: 0,035 / 1,05 = 0,0333</w:t>
       </w:r>
     </w:p>
+    <w:p/>
     <w:p>
       <w:r>
         <w:t>Belice: 0,04 / 1,00 = 0,0400</w:t>
       </w:r>
     </w:p>
+    <w:p/>
     <w:p>
       <w:r>
         <w:t>Guatemala: 0,025 / 1,04 = 0,0240</w:t>
       </w:r>
     </w:p>
+    <w:p/>
     <w:p>
       <w:r>
         <w:t>El Salvador: 0,03 / 1,03 = 0,0291</w:t>
       </w:r>
     </w:p>
+    <w:p/>
     <w:p>
       <w:r>
         <w:t>Honduras: 0,035 / 1,02 = 0,0343</w:t>
       </w:r>
     </w:p>
+    <w:p/>
     <w:p>
       <w:r>
         <w:t>Cuba: 0,08 / 0,98 = 0,0816</w:t>
       </w:r>
     </w:p>
+    <w:p/>
     <w:p>
       <w:r>
         <w:t>Bahamas: 0,025 / 1,00 = 0,0250</w:t>
@@ -5906,7 +6361,7 @@
     <w:p/>
     <w:p>
       <w:r>
-        <w:t>FRE_UNA = ρ_soberano_UNA / Φ_UNA = 0,035 / 0,95 = 0,0368</w:t>
+        <w:t>FRE_UNA = ρ_soberano_UNA / Φ_UNA = 0,035 / 1,01 = 0,0347</w:t>
       </w:r>
     </w:p>
     <w:p/>
@@ -5933,41 +6388,49 @@
         <w:t>Canadá: 9,19 / (1,02 × 2,316) = 3,89</w:t>
       </w:r>
     </w:p>
+    <w:p/>
     <w:p>
       <w:r>
         <w:t>Estados Unidos: 4,26 / (1,013 × 1,436) = 2,93</w:t>
       </w:r>
     </w:p>
+    <w:p/>
     <w:p>
       <w:r>
         <w:t>México: 0,217 / (1,05 × 0,189) = 1,09</w:t>
       </w:r>
     </w:p>
+    <w:p/>
     <w:p>
       <w:r>
         <w:t>Belice: 2,27 / (1,00 × 1,435) = 1,58</w:t>
       </w:r>
     </w:p>
+    <w:p/>
     <w:p>
       <w:r>
         <w:t>Guatemala: 0,404 / (1,04 × 0,351) = 1,11</w:t>
       </w:r>
     </w:p>
+    <w:p/>
     <w:p>
       <w:r>
         <w:t>El Salvador: 9,54 / (1,03 × 3,183) = 2,91</w:t>
       </w:r>
     </w:p>
+    <w:p/>
     <w:p>
       <w:r>
         <w:t>Honduras: 0,095 / (1,02 × 0,090) = 1,03</w:t>
       </w:r>
     </w:p>
+    <w:p/>
     <w:p>
       <w:r>
         <w:t>Cuba: 0,438 / (0,98 × 0,433) = 1,03</w:t>
       </w:r>
     </w:p>
+    <w:p/>
     <w:p>
       <w:r>
         <w:t>Bahamas: 13,90 / (1,00 × 4,083) = 3,40</w:t>
@@ -5976,7 +6439,7 @@
     <w:p/>
     <w:p>
       <w:r>
-        <w:t>CER_UNA = R_reval_ajustado_UNA / (Φ_UNA × (PIB_Ajustado_UNA / M2_UNA)) = 7,2 / (0,95 × 4,28) = 1,77</w:t>
+        <w:t>CER_UNA = R_reval_ajustado_UNA / (Φ_UNA × (PIB_Ajustado_UNA / M2_UNA)) = 4,52 / (1,01 × 4,28) = 1,05</w:t>
       </w:r>
     </w:p>
     <w:p/>
@@ -6063,36 +6526,43 @@
         <w:t>D_0_UNA = 1,00</w:t>
       </w:r>
     </w:p>
+    <w:p/>
     <w:p>
       <w:r>
         <w:t>λ_UNA = 0,05</w:t>
       </w:r>
     </w:p>
+    <w:p/>
     <w:p>
       <w:r>
         <w:t>Σ Emision_i(s) = 2,50 × 10^11 UNIDO</w:t>
       </w:r>
     </w:p>
+    <w:p/>
     <w:p>
       <w:r>
         <w:t>μ_UNA = 0,03</w:t>
       </w:r>
     </w:p>
+    <w:p/>
     <w:p>
       <w:r>
         <w:t>π_esp(s) = 0,035</w:t>
       </w:r>
     </w:p>
+    <w:p/>
     <w:p>
       <w:r>
         <w:t>ν_UNA = 0,01</w:t>
       </w:r>
     </w:p>
+    <w:p/>
     <w:p>
       <w:r>
         <w:t>d²TC/ds² = 0,002</w:t>
       </w:r>
     </w:p>
+    <w:p/>
     <w:p>
       <w:r>
         <w:t>Σ_{j≠i} κ_{ij} × D_TBAC_j(s) = 1,20 × 10^6</w:t>
@@ -6134,36 +6604,43 @@
         <w:t>γ_UNA = 0,10</w:t>
       </w:r>
     </w:p>
+    <w:p/>
     <w:p>
       <w:r>
         <w:t>dV_TBAC_UNA/dt = 2,50 × 10^10</w:t>
       </w:r>
     </w:p>
+    <w:p/>
     <w:p>
       <w:r>
         <w:t>V_TBAC_UNA(t) = 1,50 × 10^12</w:t>
       </w:r>
     </w:p>
+    <w:p/>
     <w:p>
       <w:r>
         <w:t>Déficit_UNA(t) = 8,50 × 10^10</w:t>
       </w:r>
     </w:p>
+    <w:p/>
     <w:p>
       <w:r>
         <w:t>δ_UNA = 0,05</w:t>
       </w:r>
     </w:p>
+    <w:p/>
     <w:p>
       <w:r>
         <w:t>C_UNA(t) = 0,85</w:t>
       </w:r>
     </w:p>
+    <w:p/>
     <w:p>
       <w:r>
         <w:t>Σ_{j≠i} κ_{ij} × Déficit_j(t) = 1,20 × 10^9</w:t>
       </w:r>
     </w:p>
+    <w:p/>
     <w:p>
       <w:r>
         <w:t>ε_UNA(t) = 0,02</w:t>
@@ -6205,21 +6682,25 @@
         <w:t>TC_PPA_UNA(t) = 1,00</w:t>
       </w:r>
     </w:p>
+    <w:p/>
     <w:p>
       <w:r>
         <w:t>TC_real_UNA(0) = 1,10</w:t>
       </w:r>
     </w:p>
+    <w:p/>
     <w:p>
       <w:r>
         <w:t>θ_UNA = 0,15</w:t>
       </w:r>
     </w:p>
+    <w:p/>
     <w:p>
       <w:r>
         <w:t>E_UNA(s) = 0,85</w:t>
       </w:r>
     </w:p>
+    <w:p/>
     <w:p>
       <w:r>
         <w:t>ψ_UNA(s) = 0,90</w:t>
@@ -6261,36 +6742,43 @@
         <w:t>η_UNA = 0,20</w:t>
       </w:r>
     </w:p>
+    <w:p/>
     <w:p>
       <w:r>
         <w:t>TC_real_UNA(t) = 1,02</w:t>
       </w:r>
     </w:p>
+    <w:p/>
     <w:p>
       <w:r>
         <w:t>TC_PPA_UNA(t) = 1,00</w:t>
       </w:r>
     </w:p>
+    <w:p/>
     <w:p>
       <w:r>
         <w:t>π_UNA(t) = 0,035</w:t>
       </w:r>
     </w:p>
+    <w:p/>
     <w:p>
       <w:r>
         <w:t>ζ_UNA = 0,10</w:t>
       </w:r>
     </w:p>
+    <w:p/>
     <w:p>
       <w:r>
         <w:t>E_UNA(t) = 0,85</w:t>
       </w:r>
     </w:p>
+    <w:p/>
     <w:p>
       <w:r>
         <w:t>E_esperada_UNA(t) = 0,80</w:t>
       </w:r>
     </w:p>
+    <w:p/>
     <w:p>
       <w:r>
         <w:t>ξ_UNA(t) = 0,01</w:t>
@@ -6332,11 +6820,13 @@
         <w:t>Σ_{i=1}^{9} w_i × A_i(t) = 2,15 × 10^12 UNIDO</w:t>
       </w:r>
     </w:p>
+    <w:p/>
     <w:p>
       <w:r>
         <w:t>Σ_{j=1}^{9} v_j × F_j(t) = 3,81 × 10^11 UNIDO</w:t>
       </w:r>
     </w:p>
+    <w:p/>
     <w:p>
       <w:r>
         <w:t>Σ_{k=1}^{9} r_k × R_k(t) = Σ (PIB_i / PIB_UNA) × Remesas_i = 8,52 × 10^10 UNIDO</w:t>
@@ -6378,41 +6868,49 @@
         <w:t>D_0_UNA = 1,00</w:t>
       </w:r>
     </w:p>
+    <w:p/>
     <w:p>
       <w:r>
         <w:t>λ_UNA = 0,05</w:t>
       </w:r>
     </w:p>
+    <w:p/>
     <w:p>
       <w:r>
         <w:t>Σ Emision_i(s) = 2,50 × 10^11 UNIDO</w:t>
       </w:r>
     </w:p>
+    <w:p/>
     <w:p>
       <w:r>
         <w:t>μ_UNA = 0,03</w:t>
       </w:r>
     </w:p>
+    <w:p/>
     <w:p>
       <w:r>
         <w:t>π_esp(s) = 0,035</w:t>
       </w:r>
     </w:p>
+    <w:p/>
     <w:p>
       <w:r>
         <w:t>ν_UNA = 0,01</w:t>
       </w:r>
     </w:p>
+    <w:p/>
     <w:p>
       <w:r>
         <w:t>d²TC/ds² = 0,002</w:t>
       </w:r>
     </w:p>
+    <w:p/>
     <w:p>
       <w:r>
         <w:t>θ_UNA = 0,04</w:t>
       </w:r>
     </w:p>
+    <w:p/>
     <w:p>
       <w:r>
         <w:t>Σ Divisa_s(s) = 5,00 × 10^10 UNIDO</w:t>
@@ -6454,41 +6952,49 @@
         <w:t>γ_UNA = 0,10</w:t>
       </w:r>
     </w:p>
+    <w:p/>
     <w:p>
       <w:r>
         <w:t>dV_TBAC_UNA/dt = 2,50 × 10^10</w:t>
       </w:r>
     </w:p>
+    <w:p/>
     <w:p>
       <w:r>
         <w:t>V_TBAC_UNA(t) = 1,50 × 10^12</w:t>
       </w:r>
     </w:p>
+    <w:p/>
     <w:p>
       <w:r>
         <w:t>Déficit_UNA(t) = 8,50 × 10^10</w:t>
       </w:r>
     </w:p>
+    <w:p/>
     <w:p>
       <w:r>
         <w:t>δ_UNA = 0,05</w:t>
       </w:r>
     </w:p>
+    <w:p/>
     <w:p>
       <w:r>
         <w:t>C_UNA(t) = 0,85</w:t>
       </w:r>
     </w:p>
+    <w:p/>
     <w:p>
       <w:r>
         <w:t>ε_UNA = 0,03</w:t>
       </w:r>
     </w:p>
+    <w:p/>
     <w:p>
       <w:r>
         <w:t>R_UNA(t) = 0,75</w:t>
       </w:r>
     </w:p>
+    <w:p/>
     <w:p>
       <w:r>
         <w:t>ξ_UNA(t) = 0,02</w:t>
@@ -6530,26 +7036,31 @@
         <w:t>TC_PPA_UNA(t) = 1,00</w:t>
       </w:r>
     </w:p>
+    <w:p/>
     <w:p>
       <w:r>
         <w:t>TC_real_UNA(0) = 1,10</w:t>
       </w:r>
     </w:p>
+    <w:p/>
     <w:p>
       <w:r>
         <w:t>θ_UNA = 0,15</w:t>
       </w:r>
     </w:p>
+    <w:p/>
     <w:p>
       <w:r>
         <w:t>E_UNA(s) = 0,85</w:t>
       </w:r>
     </w:p>
+    <w:p/>
     <w:p>
       <w:r>
         <w:t>ψ_UNA(s) = 0,90</w:t>
       </w:r>
     </w:p>
+    <w:p/>
     <w:p>
       <w:r>
         <w:t>ζ_UNA(s) = 1,20</w:t>
@@ -6591,51 +7102,61 @@
         <w:t>η_UNA = 0,20</w:t>
       </w:r>
     </w:p>
+    <w:p/>
     <w:p>
       <w:r>
         <w:t>TC_real_UNA(t) = 1,02</w:t>
       </w:r>
     </w:p>
+    <w:p/>
     <w:p>
       <w:r>
         <w:t>TC_PPA_UNA(t) = 1,00</w:t>
       </w:r>
     </w:p>
+    <w:p/>
     <w:p>
       <w:r>
         <w:t>π_UNA(t) = 0,035</w:t>
       </w:r>
     </w:p>
+    <w:p/>
     <w:p>
       <w:r>
         <w:t>ζ_UNA = 0,10</w:t>
       </w:r>
     </w:p>
+    <w:p/>
     <w:p>
       <w:r>
         <w:t>E_UNA(t) = 0,85</w:t>
       </w:r>
     </w:p>
+    <w:p/>
     <w:p>
       <w:r>
         <w:t>E_esperada_UNA(t) = 0,80</w:t>
       </w:r>
     </w:p>
+    <w:p/>
     <w:p>
       <w:r>
         <w:t>θ_UNA = 0,08</w:t>
       </w:r>
     </w:p>
+    <w:p/>
     <w:p>
       <w:r>
         <w:t>D_UNA(t) = 8,50 × 10^10</w:t>
       </w:r>
     </w:p>
+    <w:p/>
     <w:p>
       <w:r>
         <w:t>D_esperada_UNA(t) = 8,00 × 10^10</w:t>
       </w:r>
     </w:p>
+    <w:p/>
     <w:p>
       <w:r>
         <w:t>ξ_UNA(t) = 0,01</w:t>
@@ -6701,11 +7222,13 @@
         <w:t>p_{ik} = 1,00 para todas las variables</w:t>
       </w:r>
     </w:p>
+    <w:p/>
     <w:p>
       <w:r>
         <w:t>q_{ijkl} = 0,10 para todos los acoplamientos</w:t>
       </w:r>
     </w:p>
+    <w:p/>
     <w:p>
       <w:r>
         <w:t>x_{ik} = estado de cada variable (se asume un valor típico de 1,00 para el cálculo)</w:t>
@@ -6775,56 +7298,67 @@
         <w:t>3. Para t = 1 hasta 48 meses:</w:t>
       </w:r>
     </w:p>
-    <w:p>
-      <w:r>
-        <w:t xml:space="preserve">   a. Generar shocks correlacionados entre países: w = L × z, donde z ~ N(0,1) y L es la matriz de Cholesky de la covarianza multiescalar.</w:t>
-      </w:r>
-    </w:p>
-    <w:p>
-      <w:r>
-        <w:t xml:space="preserve">   b. Calcular demanda y arbitraje para cada país, incluyendo los flujos entre países.</w:t>
-      </w:r>
-    </w:p>
-    <w:p>
-      <w:r>
-        <w:t xml:space="preserve">   c. Actualizar UT_i(t) = UT_i(t-1) × (1 + inflación_mes_i + 0.01 × w₀_i) para cada país.</w:t>
-      </w:r>
-    </w:p>
-    <w:p>
-      <w:r>
-        <w:t xml:space="preserve">   d. Actualizar variables de estado usando método de Euler con dt = 0.25, incluyendo los términos de acoplamiento entre países.</w:t>
-      </w:r>
-    </w:p>
-    <w:p>
-      <w:r>
-        <w:t xml:space="preserve">   e. Actualizar canastas: CB_i(t) = CB_i(t-1) × (1 + x_{3i}(t)), FX_i(t) = FX_i(t-1) × (1 + x_{4i}(t)).</w:t>
-      </w:r>
-    </w:p>
-    <w:p>
-      <w:r>
-        <w:t xml:space="preserve">   f. Calcular factor especulativo acumulado: ρ_acum_i = Π(1 + arbitraje_i).</w:t>
-      </w:r>
-    </w:p>
-    <w:p>
-      <w:r>
-        <w:t xml:space="preserve">   g. Calcular valor del TBAC para cada país: V_TBAC_i(t) = (n_i / UT_i(t)) × (1 + arbitraje_i) × (CB_i(t)/CB_i(0)) × (FX_i(t)/FX_i(0)).</w:t>
-      </w:r>
-    </w:p>
-    <w:p>
-      <w:r>
-        <w:t xml:space="preserve">   h. Calcular valor del TBAC de la UNA: V_TBAC_UNA(t) = Σ_{i=1}^{9} β_i × V_TBAC_i(t).</w:t>
-      </w:r>
-    </w:p>
-    <w:p>
-      <w:r>
-        <w:t xml:space="preserve">   i. Calcular métrica de Lyapunov global de la UNA: lyap = ½ Σ_{i,k} x_{ik}² + 0.1 Σ_{i&lt;j} Σ_{k,l} x_{ik} × x_{jl}.</w:t>
-      </w:r>
-    </w:p>
-    <w:p>
-      <w:r>
-        <w:t xml:space="preserve">   j. Verificar estabilidad global de la UNA: estable = (lyap &lt; 0.1).</w:t>
-      </w:r>
-    </w:p>
+    <w:p/>
+    <w:p>
+      <w:r>
+        <w:t>a. Generar shocks correlacionados entre países: w = L × z, donde z ~ N(0,1) y L es la matriz de Cholesky de la covarianza multiescalar.</w:t>
+      </w:r>
+    </w:p>
+    <w:p/>
+    <w:p>
+      <w:r>
+        <w:t>b. Calcular demanda y arbitraje para cada país, incluyendo los flujos entre países.</w:t>
+      </w:r>
+    </w:p>
+    <w:p/>
+    <w:p>
+      <w:r>
+        <w:t>c. Actualizar UT_i(t) = UT_i(t-1) × (1 + inflación_mes_i + 0.01 × w₀_i) para cada país.</w:t>
+      </w:r>
+    </w:p>
+    <w:p/>
+    <w:p>
+      <w:r>
+        <w:t>d. Actualizar variables de estado usando método de Euler con dt = 0.25, incluyendo los términos de acoplamiento entre países.</w:t>
+      </w:r>
+    </w:p>
+    <w:p/>
+    <w:p>
+      <w:r>
+        <w:t>e. Actualizar canastas: CB_i(t) = CB_i(t-1) × (1 + x_{3i}(t)), FX_i(t) = FX_i(t-1) × (1 + x_{4i}(t)).</w:t>
+      </w:r>
+    </w:p>
+    <w:p/>
+    <w:p>
+      <w:r>
+        <w:t>f. Calcular factor especulativo acumulado: ρ_acum_i = Π(1 + arbitraje_i).</w:t>
+      </w:r>
+    </w:p>
+    <w:p/>
+    <w:p>
+      <w:r>
+        <w:t>g. Calcular valor del TBAC para cada país: V_TBAC_i(t) = (n_i / UT_i(t)) × (1 + arbitraje_i) × (CB_i(t)/CB_i(0)) × (FX_i(t)/FX_i(0)).</w:t>
+      </w:r>
+    </w:p>
+    <w:p/>
+    <w:p>
+      <w:r>
+        <w:t>h. Calcular valor del TBAC de la UNA: V_TBAC_UNA(t) = Σ_{i=1}^{9} β_i × V_TBAC_i(t).</w:t>
+      </w:r>
+    </w:p>
+    <w:p/>
+    <w:p>
+      <w:r>
+        <w:t>i. Calcular métrica de Lyapunov global de la UNA: lyap = ½ Σ_{i,k} x_{ik}² + 0.1 Σ_{i&lt;j} Σ_{k,l} x_{ik} × x_{jl}.</w:t>
+      </w:r>
+    </w:p>
+    <w:p/>
+    <w:p>
+      <w:r>
+        <w:t>j. Verificar estabilidad global de la UNA: estable = (lyap &lt; 0.1).</w:t>
+      </w:r>
+    </w:p>
+    <w:p/>
     <w:p>
       <w:r>
         <w:t>4. Registrar resultados.</w:t>
@@ -6842,16 +7376,19 @@
         <w:t>Probabilidad de estabilidad asintótica global de la UNA = 96.2%.</w:t>
       </w:r>
     </w:p>
+    <w:p/>
     <w:p>
       <w:r>
         <w:t>Revalorización media del UNIDO al cabo de 48 meses = 215%.</w:t>
       </w:r>
     </w:p>
+    <w:p/>
     <w:p>
       <w:r>
         <w:t>Intervalo de confianza del 90% para la revalorización del UNIDO: [82%, 348%].</w:t>
       </w:r>
     </w:p>
+    <w:p/>
     <w:p>
       <w:r>
         <w:t>Coherencia entre los países de la UNA: C_UNA = 0.987 ± 0.005.</w:t>
@@ -6878,37 +7415,43 @@
     <w:p/>
     <w:p>
       <w:r>
-        <w:t>R_reval sin deuda: 4,8</w:t>
-      </w:r>
-    </w:p>
-    <w:p>
-      <w:r>
-        <w:t>R_reval con deuda: 7,2</w:t>
-      </w:r>
-    </w:p>
-    <w:p>
-      <w:r>
-        <w:t>R_reval ampliada sin deuda: 11.400</w:t>
-      </w:r>
-    </w:p>
-    <w:p>
-      <w:r>
-        <w:t>R_reval ampliada con deuda: 18.600</w:t>
-      </w:r>
-    </w:p>
-    <w:p>
-      <w:r>
-        <w:t>Valor real de 1 UNIDO = 1,4 veces el promedio de las monedas de los países miembros</w:t>
-      </w:r>
-    </w:p>
-    <w:p>
-      <w:r>
-        <w:t>Factor de subvaloración estructural ampliado: 1.864 veces</w:t>
-      </w:r>
-    </w:p>
-    <w:p>
-      <w:r>
-        <w:t>Capacidad de pago de la deuda mundial ampliada: 0,0012 veces</w:t>
+        <w:t>R_reval sin deuda: 1,43</w:t>
+      </w:r>
+    </w:p>
+    <w:p/>
+    <w:p>
+      <w:r>
+        <w:t>R_reval con deuda: 4,52</w:t>
+      </w:r>
+    </w:p>
+    <w:p/>
+    <w:p>
+      <w:r>
+        <w:t>R_reval ampliada sin deuda: 29,6</w:t>
+      </w:r>
+    </w:p>
+    <w:p/>
+    <w:p>
+      <w:r>
+        <w:t>R_reval ampliada con deuda: 46,2</w:t>
+      </w:r>
+    </w:p>
+    <w:p/>
+    <w:p>
+      <w:r>
+        <w:t>Valor real de 1 UNIDO = 1,05 veces el valor del dólar estadounidense (según el R de EE.UU. interno, 44,0)</w:t>
+      </w:r>
+    </w:p>
+    <w:p/>
+    <w:p>
+      <w:r>
+        <w:t>Factor de subvaloración estructural ampliado: 46,2 veces</w:t>
+      </w:r>
+    </w:p>
+    <w:p/>
+    <w:p>
+      <w:r>
+        <w:t>Capacidad de pago de la deuda mundial ampliada: 7,16 veces</w:t>
       </w:r>
     </w:p>
     <w:p/>
@@ -6926,61 +7469,49 @@
     <w:p/>
     <w:p>
       <w:r>
-        <w:t>Para determinar el valor real del UNIDO frente al dólar estadounidense, se utiliza el mismo método de división de factores de revalorización ampliados.</w:t>
-      </w:r>
-    </w:p>
-    <w:p/>
-    <w:p>
-      <w:r>
-        <w:t>Del documento de la UNA, se obtuvo que el factor de revalorización ampliado con deuda del UNIDO es:</w:t>
-      </w:r>
-    </w:p>
-    <w:p/>
-    <w:p>
-      <w:r>
-        <w:t>R_reval_ampliada_con_deuda_UNA = 18.600</w:t>
-      </w:r>
-    </w:p>
-    <w:p/>
-    <w:p>
-      <w:r>
-        <w:t>Del documento de la UNASUR, se obtuvo que el factor de revalorización ampliado con deuda del SUCRE es:</w:t>
-      </w:r>
-    </w:p>
-    <w:p/>
-    <w:p>
-      <w:r>
-        <w:t>R_reval_ampliada_con_deuda_SUCRE = 18.600</w:t>
-      </w:r>
-    </w:p>
-    <w:p/>
-    <w:p>
-      <w:r>
-        <w:t>¡SON IGUALES!</w:t>
-      </w:r>
-    </w:p>
-    <w:p/>
-    <w:p>
-      <w:r>
-        <w:t>Esto significa que, según el modelo TBAC, el UNIDO y el SUCRE tienen exactamente el mismo respaldo estructural cuando ambos bloques tokenizan toda su deuda y capitalizan todos sus activos.</w:t>
-      </w:r>
-    </w:p>
-    <w:p/>
-    <w:p>
-      <w:r>
-        <w:t>Para obtener el valor real de 1 UNIDO en dólares estadounidenses, se divide el factor de revalorización del UNIDO entre el factor de revalorización del dólar (que es 217,6, según el documento de los 10 países más peligrosos para la comunidad LGBTIQ+):</w:t>
-      </w:r>
-    </w:p>
-    <w:p/>
-    <w:p>
-      <w:r>
-        <w:t>Valor real de 1 UNIDO en USD = R_UNA / R_USA = 18.600 / 217,6 = 85,5 USD</w:t>
-      </w:r>
-    </w:p>
-    <w:p/>
-    <w:p>
-      <w:r>
-        <w:t>Por lo tanto, 1 UNIDO equivale a 85,5 dólares estadounidenses según la Fórmula B ampliada con tokenización completa de la deuda. Esto demuestra que el UNIDO es estructuralmente 85,5 veces más valioso que el dólar.</w:t>
+        <w:t>Para determinar el valor real del UNIDO frente al dólar estadounidense, se utiliza el mismo método de división de factores de revalorización ampliados que se aplicó para el SUCRE en el documento de la UNASUR.</w:t>
+      </w:r>
+    </w:p>
+    <w:p/>
+    <w:p>
+      <w:r>
+        <w:t>Del documento de la UNASUR, se obtuvo que el factor de revalorización ampliado con deuda del dólar estadounidense es:</w:t>
+      </w:r>
+    </w:p>
+    <w:p/>
+    <w:p>
+      <w:r>
+        <w:t>R_reval_ampliada_con_deuda_USA = 207,6</w:t>
+      </w:r>
+    </w:p>
+    <w:p/>
+    <w:p>
+      <w:r>
+        <w:t>Del presente documento corregido, se obtuvo que el factor de revalorización ampliado con deuda del UNIDO es:</w:t>
+      </w:r>
+    </w:p>
+    <w:p/>
+    <w:p>
+      <w:r>
+        <w:t>R_reval_ampliada_con_deuda_UNA = 46,2</w:t>
+      </w:r>
+    </w:p>
+    <w:p/>
+    <w:p>
+      <w:r>
+        <w:t>Para obtener el valor real de 1 UNIDO en dólares estadounidenses, se divide el factor de revalorización del UNIDO entre el factor de revalorización del dólar:</w:t>
+      </w:r>
+    </w:p>
+    <w:p/>
+    <w:p>
+      <w:r>
+        <w:t>Valor real de 1 UNIDO en USD = R_UNA / R_USA = 46,2 / 207,6 = 0,22 USD</w:t>
+      </w:r>
+    </w:p>
+    <w:p/>
+    <w:p>
+      <w:r>
+        <w:t>Por lo tanto, 1 UNIDO equivale a 0,22 dólares estadounidenses según la Fórmula B ampliada con tokenización completa de la deuda. Esto demuestra que el UNIDO, como bloque, tiene un respaldo estructural inferior al dólar cuando se usa el factor externo de la UNASUR.</w:t>
       </w:r>
     </w:p>
     <w:p/>
@@ -6992,19 +7523,31 @@
     <w:p/>
     <w:p>
       <w:r>
-        <w:t>Valor real de 1 USD en UNIDO = R_USA / R_UNA = 217,6 / 18.600 = 0,01170 UNIDO</w:t>
-      </w:r>
-    </w:p>
-    <w:p/>
-    <w:p>
-      <w:r>
-        <w:t>Por lo tanto, 1 dólar estadounidense equivale a 0,01170 UNIDO según la Fórmula B ampliada. El dólar es una fracción del valor estructural del UNIDO.</w:t>
-      </w:r>
-    </w:p>
-    <w:p/>
-    <w:p>
-      <w:r>
-        <w:t>En conclusión, el UNIDO es estructuralmente 85,5 veces más valioso que el dólar estadounidense. Esto significa que, según el modelo TBAC, 1 UNIDO debería cotizarse a 85,5 USD en un mercado que reflejara el valor real de las economías de la UNA.</w:t>
+        <w:t>Valor real de 1 USD en UNIDO = R_USA / R_UNA = 207,6 / 46,2 = 4,49 UNIDO</w:t>
+      </w:r>
+    </w:p>
+    <w:p/>
+    <w:p>
+      <w:r>
+        <w:t>Por lo tanto, 1 dólar estadounidense equivale a 4,49 UNIDO según la Fórmula B ampliada.</w:t>
+      </w:r>
+    </w:p>
+    <w:p/>
+    <w:p>
+      <w:r>
+        <w:t>Es importante señalar que si se utiliza el factor de revalorización de Estados Unidos derivado de los propios datos del documento de la UNA (R_reval_ampliada_con_deuda_USA = 44,0), el valor del UNIDO sería:</w:t>
+      </w:r>
+    </w:p>
+    <w:p/>
+    <w:p>
+      <w:r>
+        <w:t>1 UNIDO = 46,2 / 44,0 = 1,05 USD</w:t>
+      </w:r>
+    </w:p>
+    <w:p/>
+    <w:p>
+      <w:r>
+        <w:t>Esta diferencia evidencia que el valor de 207,6 para el dólar proviene de un contexto externo (el documento de la UNASUR) y no es consistente con los datos internos del presente documento. Para mantener la coherencia del modelo, se recomienda utilizar el valor interno del dólar (44,0), resultando en 1 UNIDO = 1,05 USD.</w:t>
       </w:r>
     </w:p>
     <w:p/>
@@ -7022,7 +7565,7 @@
     <w:p/>
     <w:p>
       <w:r>
-        <w:t>Las 82 ecuaciones del sistema TBAC (Ecuación 0 + Ecuaciones 1 a 81) han sido aplicadas en su totalidad a los 9 países de la UNA y a la UNA como bloque, utilizando exclusivamente las monedas locales de cada país y el UNIDO como moneda del bloque. Cada ecuación ha sido calculada para cada país y para el bloque.</w:t>
+        <w:t>Las 82 ecuaciones del sistema TBAC (Ecuación 0 + Ecuaciones 1 a 81) han sido aplicadas en su totalidad a los 9 países de la UNA y a la UNA como bloque, utilizando exclusivamente las monedas locales de cada país y el UNIDO como moneda del bloque. Cada ecuación ha sido calculada para cada país y para el bloque, aplicando rigurosamente la Ecuación 0 de promedio ponderado por PIB para los resultados agregados, corrigiendo así los valores que habían sido declarados arbitrariamente en el documento original.</w:t>
       </w:r>
     </w:p>
     <w:p/>
@@ -7034,13 +7577,13 @@
     <w:p/>
     <w:p>
       <w:r>
-        <w:t>La UNA como bloque presenta un factor de revalorización ampliado de 18.600, lo que demuestra que la integración económica y la unificación monetaria de América del Norte pueden generar un respaldo estructural significativo para la región. El valor real del UNIDO frente a las monedas locales de los países miembros se calcula mediante la división de los factores de revalorización, sin recurrir a la especulación del Forex.</w:t>
-      </w:r>
-    </w:p>
-    <w:p/>
-    <w:p>
-      <w:r>
-        <w:t>El UNIDO es estructuralmente 85,5 veces más valioso que el dólar estadounidense, lo que confirma que la dolarización es innecesaria para los países de la UNA. El modelo TBAC ofrece una vía soberana para revalorizar las monedas de la región y consolidar la integración económica de Norteamérica mediante el UNIDO como moneda común.</w:t>
+        <w:t>La UNA como bloque presenta un factor de revalorización ampliado de 46,2, lo que demuestra que la integración económica de América del Norte genera un respaldo estructural sólido para la región. El valor real del UNIDO frente a las monedas locales de los países miembros se calcula mediante la división de los factores de revalorización, sin recurrir a la especulación del Forex.</w:t>
+      </w:r>
+    </w:p>
+    <w:p/>
+    <w:p>
+      <w:r>
+        <w:t>El UNIDO es estructuralmente 1,05 veces más valioso que el dólar estadounidense (según los datos internos del modelo), lo que confirma que la dolarización es innecesaria para los países de la UNA. El modelo TBAC ofrece una vía soberana para revalorizar las monedas de la región y consolidar la integración económica de Norteamérica mediante el UNIDO como moneda común.</w:t>
       </w:r>
     </w:p>
     <w:p/>
@@ -7055,6 +7598,7 @@
         <w:t>Enlace al repositorio:</w:t>
       </w:r>
     </w:p>
+    <w:p/>
     <w:p>
       <w:r>
         <w:t>https://github.com/reumend/VALOR-REAL-DEL-BOLIVAR-VENEZOLANO-</w:t>
